--- a/rapports/16_02_2026/BALDE/coh_EQ35_sup_101101000015.docx
+++ b/rapports/16_02_2026/BALDE/coh_EQ35_sup_101101000015.docx
@@ -25,7 +25,7 @@
         <w:br/>
         <w:t>Grappe: 101101000015</w:t>
         <w:br/>
-        <w:t>Date: 16/02/2026 a 12:41</w:t>
+        <w:t>Date: 16/02/2026 a 12:58</w:t>
       </w:r>
     </w:p>
     <w:p/>
@@ -4735,11 +4735,11 @@
         <w:rPr>
           <w:sz w:val="20"/>
         </w:rPr>
-        <w:t xml:space="preserve">- Les informations sur ces entrepises non agricole manquent, prière de les renseigner. Le montant obtenus sur les services rendus par l'entreprise ##N/A## au cours des 30 derniers jours ou durant le dernier mois où l'entreprise a fonctionné n'a pas été renseigné, prière de mettre de 0 si l'entreprise n'a pas rendu de service. Prière de renseigner les montants dans les champs (s10q46 s10q47 s10q48 s10q49 s10q50 s10q51 s10q52 s10q53 s10q54 s10q55 s10q56 s10q57), mettre 0 si l'entreprise ##N/A## n'a pas effectué des dépenses ou faire des reventes des marchandises ou des produits ou rendre de service.Cette entreprise ##N/A## dit avoir obtenu une valeur sur les marchandises vendu en etat, les marchandises vendu après transformation et les services rendus. Prière de corriger. Cette entreprise ##N/A## dit avoir obtenu une valeur sur les marchandises vendu en etat et les marchandises vendu après transformation. La main d'oeuvre familiale pour Ibrahima Touré ayant travaillé dans cette entreprise ##N/A## aucours des 12 derniers mois n'est pas renseigner. Prière de reneigner toutes les informations qui lui concerne. La main d'oeuvre sariale de Ibrahima Touré ayant travaillé dans cette entreprise ##N/A## aucours des 30 derniers jours n'est pas renseigner. Prière de reneigner toutes les informations qui lui concerne. </w:t>
+        <w:t xml:space="preserve">- Les informations sur ces entrepises non agricole manquent, prière de les renseigner. Le montant obtenus sur les services rendus par l'entreprise ##N/A## au cours des 30 derniers jours ou durant le dernier mois où l'entreprise a fonctionné n'a pas été renseigné, prière de mettre de 0 si l'entreprise n'a pas rendu de service. Prière de renseigner les montants dans les champs (s10q46 s10q47 s10q48 s10q49 s10q50 s10q51 s10q52 s10q53 s10q54 s10q55 s10q56 s10q57), mettre 0 si l'entreprise ##N/A## n'a pas effectué des dépenses ou faire des reventes des marchandises ou des produits ou rendre de service.Cette entreprise ##N/A## dit avoir obtenu une valeur sur les marchandises vendu en etat, les marchandises vendu après transformation et les services rendus. Prière de corriger. Cette entreprise ##N/A## dit avoir obtenu une valeur sur les marchandises vendu en etat et les marchandises vendu après transformation. La main d'oeuvre familiale pour Diariétou Touré ayant travaillé dans cette entreprise ##N/A## aucours des 12 derniers mois n'est pas renseigner. Prière de reneigner toutes les informations qui lui concerne. La main d'oeuvre sariale de Diariétou Touré ayant travaillé dans cette entreprise ##N/A## aucours des 30 derniers jours n'est pas renseigner. Prière de reneigner toutes les informations qui lui concerne. </w:t>
         <w:br/>
-        <w:t xml:space="preserve">- Les informations sur ces entrepises non agricole manquent, prière de les renseigner. Le montant obtenus sur les services rendus par l'entreprise ##N/A## au cours des 30 derniers jours ou durant le dernier mois où l'entreprise a fonctionné n'a pas été renseigné, prière de mettre de 0 si l'entreprise n'a pas rendu de service. Prière de renseigner les montants dans les champs (s10q46 s10q47 s10q48 s10q49 s10q50 s10q51 s10q52 s10q53 s10q54 s10q55 s10q56 s10q57), mettre 0 si l'entreprise ##N/A## n'a pas effectué des dépenses ou faire des reventes des marchandises ou des produits ou rendre de service.Cette entreprise ##N/A## dit avoir obtenu une valeur sur les marchandises vendu en etat, les marchandises vendu après transformation et les services rendus. Prière de corriger. Cette entreprise ##N/A## dit avoir obtenu une valeur sur les marchandises vendu en etat et les marchandises vendu après transformation. La main d'oeuvre familiale pour Seybatou Aw ayant travaillé dans cette entreprise ##N/A## aucours des 12 derniers mois n'est pas renseigner. Prière de reneigner toutes les informations qui lui concerne. La main d'oeuvre sariale de Seybatou Aw ayant travaillé dans cette entreprise ##N/A## aucours des 30 derniers jours n'est pas renseigner. Prière de reneigner toutes les informations qui lui concerne. </w:t>
+        <w:t xml:space="preserve">- Les informations sur ces entrepises non agricole manquent, prière de les renseigner. Le montant obtenus sur les services rendus par l'entreprise ##N/A## au cours des 30 derniers jours ou durant le dernier mois où l'entreprise a fonctionné n'a pas été renseigné, prière de mettre de 0 si l'entreprise n'a pas rendu de service. Prière de renseigner les montants dans les champs (s10q46 s10q47 s10q48 s10q49 s10q50 s10q51 s10q52 s10q53 s10q54 s10q55 s10q56 s10q57), mettre 0 si l'entreprise ##N/A## n'a pas effectué des dépenses ou faire des reventes des marchandises ou des produits ou rendre de service.Cette entreprise ##N/A## dit avoir obtenu une valeur sur les marchandises vendu en etat, les marchandises vendu après transformation et les services rendus. Prière de corriger. Cette entreprise ##N/A## dit avoir obtenu une valeur sur les marchandises vendu en etat et les marchandises vendu après transformation. La main d'oeuvre familiale pour Saliou Soumaré ayant travaillé dans cette entreprise ##N/A## aucours des 12 derniers mois n'est pas renseigner. Prière de reneigner toutes les informations qui lui concerne. La main d'oeuvre sariale de Saliou Soumaré ayant travaillé dans cette entreprise ##N/A## aucours des 30 derniers jours n'est pas renseigner. Prière de reneigner toutes les informations qui lui concerne. </w:t>
         <w:br/>
-        <w:t>- Peu plausible! la valeur actuelle déclarée en s10q40 pour Fabrication de produits alimentaires semble trop petite ou trop élevée. Veuillez, s'il vous plaît, confirmer cette information avec le QG ou la corriger. La main d'oeuvre familiale pour Seybatou Aw ayant travaillé dans cette entreprise Fabrication de produits alimentaires aucours des 12 derniers mois n'est pas renseigner. Prière de reneigner toutes les informations qui lui concerne. La main d'oeuvre sariale de Seybatou Aw ayant travaillé dans cette entreprise Fabrication de produits alimentaires aucours des 30 derniers jours n'est pas renseigner. Prière de reneigner toutes les informations qui lui concerne.</w:t>
+        <w:t>- Peu plausible! la valeur actuelle déclarée en s10q40 pour Fabrication de produits alimentaires semble trop petite ou trop élevée. Veuillez, s'il vous plaît, confirmer cette information avec le QG ou la corriger. La main d'oeuvre familiale pour Cheikh Tidiane Guéye ayant travaillé dans cette entreprise Fabrication de produits alimentaires aucours des 12 derniers mois n'est pas renseigner. Prière de reneigner toutes les informations qui lui concerne. La main d'oeuvre sariale de Cheikh Tidiane Guéye ayant travaillé dans cette entreprise Fabrication de produits alimentaires aucours des 30 derniers jours n'est pas renseigner. Prière de reneigner toutes les informations qui lui concerne.</w:t>
       </w:r>
     </w:p>
     <w:p>

--- a/rapports/16_02_2026/BALDE/coh_EQ35_sup_101101000015.docx
+++ b/rapports/16_02_2026/BALDE/coh_EQ35_sup_101101000015.docx
@@ -25,7 +25,7 @@
         <w:br/>
         <w:t>Grappe: 101101000015</w:t>
         <w:br/>
-        <w:t>Date: 16/02/2026 a 12:58</w:t>
+        <w:t>Date: 16/02/2026 a 13:05</w:t>
       </w:r>
     </w:p>
     <w:p/>
@@ -119,7 +119,7 @@
           </w:tcPr>
           <w:p>
             <w:r>
-              <w:t>32</w:t>
+              <w:t>27</w:t>
             </w:r>
           </w:p>
         </w:tc>
@@ -455,7 +455,7 @@
           </w:tcPr>
           <w:p>
             <w:r>
-              <w:t>Section0</w:t>
+              <w:t>Section3</w:t>
             </w:r>
           </w:p>
         </w:tc>
@@ -465,7 +465,7 @@
           </w:tcPr>
           <w:p>
             <w:r>
-              <w:t>Identification et renseignements de controle</w:t>
+              <w:t>Sante</w:t>
             </w:r>
           </w:p>
         </w:tc>
@@ -487,7 +487,7 @@
           </w:tcPr>
           <w:p>
             <w:r>
-              <w:t>Section3</w:t>
+              <w:t>Section4c</w:t>
             </w:r>
           </w:p>
         </w:tc>
@@ -497,7 +497,7 @@
           </w:tcPr>
           <w:p>
             <w:r>
-              <w:t>Sante</w:t>
+              <w:t>Emploi - Activite secondaire</w:t>
             </w:r>
           </w:p>
         </w:tc>
@@ -507,7 +507,7 @@
           </w:tcPr>
           <w:p>
             <w:r>
-              <w:t>6</w:t>
+              <w:t>5</w:t>
             </w:r>
           </w:p>
         </w:tc>
@@ -952,7 +952,7 @@
         <w:rPr>
           <w:sz w:val="20"/>
         </w:rPr>
-        <w:t>- Attention ! Le prix unitaire d'achat (50 Fcfa) de Choux en Morceau (Portion) (Petit) est relativement faible par rapport aux autres prix observés dans cette zone. Prière de corriger ou de confirmer avec le QG. Avertissement!! le prix unitaire (100 Fcfa) de Thé en sachet (unité: Sachets) de taille Petit est très faible ou élevé. Prière de corriger ou de confirmer avec le QG. Avertissement!!! Le ménage a consommé 12 Sachets Petit de Sucre en poudre , cette quantité semble anormale pour une consommation des 7 derniers jours.Prière de corriger ou de confirmer avec le QG. Incohérence!! Dans ce ménage, chaque individus consomme par jour 3.023809 Kg  de cereale; Prière de revoir les quantités prises de ces produits. Le prix d'achat unitaire (100 Fcfa) de Sel en Kg de taille  taille unique  est très faible, prière de regarder les reponses prises dans les questions s07bq07a s07bq07b s07bq07c s07bq08 pour mieux corriger. Difficile de consommer le Sel en Kg taille unique prière de verifier.</w:t>
+        <w:t>- Attention ! Le prix unitaire d'achat (50 Fcfa) de Choux en Morceau (Portion) (Petit) est relativement faible par rapport aux autres prix observés dans cette zone. Prière de corriger ou de confirmer avec le QG. Attention ! Soupçons de quantité anormale! Le ménage de Awa Kande avec une taille de 6 personnes a consommé 6 Sachets en Petit de Pâte d'arachide qui est relativement élevé comme consommation par rapport à la condition de vie des autres ménages de même taille dans cette zone. Prière de corriger ou de confirmer avec le QG. Avertissement!! le prix unitaire (100 Fcfa) de Thé en sachet (unité: Sachets) de taille Petit est très faible ou élevé. Prière de corriger ou de confirmer avec le QG. Avertissement!!! Le ménage a consommé 12 Sachets Petit de Sucre en poudre , cette quantité semble anormale pour une consommation des 7 derniers jours.Prière de corriger ou de confirmer avec le QG. Incohérence!! Dans ce ménage, chaque individus consomme par jour 3.285714 Kg  de cereale; Prière de revoir les quantités prises de ces produits. Le prix d'achat unitaire (100 Fcfa) de Sel en Kg de taille  taille unique  est très faible, prière de regarder les reponses prises dans les questions s07bq07a s07bq07b s07bq07c s07bq08 pour mieux corriger. Difficile de consommer le Sel en Kg taille unique prière de verifier.</w:t>
       </w:r>
     </w:p>
     <w:p>
@@ -1802,27 +1802,6 @@
           <w:color w:val="4672C4"/>
           <w:sz w:val="22"/>
         </w:rPr>
-        <w:t>&gt;&gt; Section0 - Identification et renseignements de controle</w:t>
-      </w:r>
-    </w:p>
-    <w:p>
-      <w:pPr>
-        <w:ind w:left="283"/>
-      </w:pPr>
-      <w:r>
-        <w:rPr>
-          <w:sz w:val="20"/>
-        </w:rPr>
-        <w:t>- Le questionnaire semble ne pas être complètement fini mais le questionnaire est en statut complet, prière de compléter le questionnaire.</w:t>
-      </w:r>
-    </w:p>
-    <w:p>
-      <w:r>
-        <w:rPr>
-          <w:b/>
-          <w:color w:val="4672C4"/>
-          <w:sz w:val="22"/>
-        </w:rPr>
         <w:t>&gt;&gt; Section1 - Caracteristiques des membres</w:t>
       </w:r>
     </w:p>
@@ -1936,10 +1915,6 @@
         <w:rPr>
           <w:sz w:val="20"/>
         </w:rPr>
-        <w:t xml:space="preserve">- AvertissementHamadou Baldé  travaille mais les questions relatives à son emploi principal ne sont pas renseignées à 100%, prière de les renseigner. Vous avez sélectionné l'option 'Ne sait pas' pour la catégorie socioprofessionnelle de Hamadou Baldé ou vous ne l'avez pas renseigné. prière de corriger. </w:t>
-        <w:br/>
-        <w:t xml:space="preserve">-  AvertissementMamadou Baldé  travaille mais les questions relatives à son emploi principal ne sont pas renseignées à 100%, prière de les renseigner. Vous avez sélectionné l'option 'Ne sait pas' pour la catégorie socioprofessionnelle de Mamadou Baldé ou vous ne l'avez pas renseigné. prière de corriger. </w:t>
-        <w:br/>
         <w:t xml:space="preserve">- Attention ! Le nombre de jours que Amadou Baldé a travaillés par mois semble être inférieur à 15. Veuillez, s'il vous plaît, confirmer cette information. Avertissement!! Le montant de Amadou Baldé semble trop faible pour un revenu net gagné par an. Veuillez, s'il vous plaît, confirmer cette information avec le QG ou la corriger. </w:t>
         <w:br/>
         <w:t>- Nombre de mois exercé par Diéynaba Diamanka dans l'emploi au cours des 12 derniers mois semble faible, veuillez corriger s'il vous plait ou comfirmer avec le QG. Attention! le nombre d'heure que Diéynaba Diamanka a travaillé par jour semble être inferieur à 4, veuillez s'il vous plait confirmer cette information avec le QG. Avertissement!! Le montant de Diéynaba Diamanka semble trop faible pour un revenu net gagné par trimestre. Veuillez, s'il vous plaît, confirmer cette information avec le QG ou la corriger.</w:t>
@@ -1963,34 +1938,11 @@
         <w:rPr>
           <w:sz w:val="20"/>
         </w:rPr>
-        <w:t>- AvertissementAblaye Baldé  travaille mais les questions relatives à son emploi secondaire ne sont pas renseignées à 100%, prière de les renseigner. Vous avez sélectionné l'option 'Ne sait pas' pour la catégorie socioprofessionnelle de Ablaye Baldé ou vous ne l'avez pas renseigné. prière de corriger. Avertissement!!! les informations de Ablaye Baldé sur le nombre de mois, jours ou heures de son emploi secondaire sont superieur a celles de son emploi principal , veuillez corriger ou confirmer aupres du QG. Incoherence!!! Ablaye Baldé a travaillé plus de 20h par jours pour ses emplois (pricinpal et secondaire), prière de corriger.</w:t>
-      </w:r>
-    </w:p>
-    <w:p>
-      <w:r>
-        <w:rPr>
-          <w:b/>
-          <w:color w:val="4672C4"/>
-          <w:sz w:val="22"/>
-        </w:rPr>
-        <w:t>&gt;&gt; Section6 - Epargne et credit</w:t>
-      </w:r>
-    </w:p>
-    <w:p>
-      <w:pPr>
-        <w:ind w:left="283"/>
-      </w:pPr>
-      <w:r>
-        <w:rPr>
-          <w:sz w:val="20"/>
-        </w:rPr>
-        <w:t xml:space="preserve">- Il est impératif de renseigner la question : #Est-ce que Ablaye Baldé possède un compte dans les établissements financiers suivants ou une carte prépayée ?# même si la personne ne dispose pas de compte, veuillez les renseigner s'il vous plaît. </w:t>
+        <w:t xml:space="preserve">- Avertissement!!! la branche d'activité de Ablaye Baldé est identique dans l'emploi principale et secondaire, prière de confirmer cette information avec le QG ou de corriger. Avertissement!!! les informations de Ablaye Baldé sur le nombre de mois, jours ou heures de son emploi secondaire sont superieur a celles de son emploi principal , veuillez corriger ou confirmer aupres du QG. </w:t>
         <w:br/>
-        <w:t xml:space="preserve">- Il est impératif de renseigner la question : #Est-ce que Mamadou Baldé possède un compte dans les établissements financiers suivants ou une carte prépayée ?# même si la personne ne dispose pas de compte, veuillez les renseigner s'il vous plaît. </w:t>
+        <w:t xml:space="preserve">- Avertissement!!! la branche d'activité de Hamadou Baldé est identique dans l'emploi principale et secondaire, prière de confirmer cette information avec le QG ou de corriger. Attention ! Le nombre de jours que Hamadou Baldé a travaillés par mois semble être inférieur à 15. Veuillez, s'il vous plaît, confirmer cette information. Avertissement!!! les informations de Hamadou Baldé sur le nombre de mois, jours ou heures de son emploi secondaire sont superieur a celles de son emploi principal , veuillez corriger ou confirmer aupres du QG. </w:t>
         <w:br/>
-        <w:t xml:space="preserve">- Il est impératif de renseigner la question : #Est-ce que Tahibou Baldé possède un compte dans les établissements financiers suivants ou une carte prépayée ?# même si la personne ne dispose pas de compte, veuillez les renseigner s'il vous plaît. </w:t>
-        <w:br/>
-        <w:t>- Il est impératif de renseigner la question : #Est-ce que Tobo Sow possède un compte dans les établissements financiers suivants ou une carte prépayée ?# même si la personne ne dispose pas de compte, veuillez les renseigner s'il vous plaît.</w:t>
+        <w:t>- Avertissement!!! la branche d'activité de Mamadou Baldé est identique dans l'emploi principale et secondaire, prière de confirmer cette information avec le QG ou de corriger. Avertissement!!! les informations de Mamadou Baldé sur le nombre de mois, jours ou heures de son emploi secondaire sont superieur a celles de son emploi principal , veuillez corriger ou confirmer aupres du QG.</w:t>
       </w:r>
     </w:p>
     <w:p>
@@ -2011,7 +1963,7 @@
         <w:rPr>
           <w:sz w:val="20"/>
         </w:rPr>
-        <w:t>- Le ménage a consommé Ail mais les informations sur la quantité, l'unité ou la taille ne sont pas renseignées.Prière de renseigner. Le ménage a consommé Arachides décortiquées mais les informations sur la quantité, l'unité ou la taille ne sont pas renseignées.Prière de renseigner. Le ménage a consommé Arachides pilées mais les informations sur la quantité, l'unité ou la taille ne sont pas renseignées.Prière de renseigner. Le ménage a consommé Arachides séchées en coques mais les informations sur la quantité, l'unité ou la taille ne sont pas renseignées.Prière de renseigner. Le ménage a consommé Aubergine sauvage  mais les informations sur la quantité, l'unité ou la taille ne sont pas renseignées.Prière de renseigner. Le ménage a consommé Capitaine frais mais les informations sur la quantité, l'unité ou la taille ne sont pas renseignées.Prière de renseigner. Le ménage a consommé Caramel, bonbons, confiseries, etc. mais les informations sur la quantité, l'unité ou la taille ne sont pas renseignées.Prière de renseigner. Le ménage a consommé Choux mais les informations sur la quantité, l'unité ou la taille ne sont pas renseignées.Prière de renseigner. Le ménage a consommé Concentré de tomate mais les informations sur la quantité, l'unité ou la taille ne sont pas renseignées.Prière de renseigner. Le ménage a consommé Cube alimentaire (Maggi, Jumbo, ) mais les informations sur la quantité, l'unité ou la taille ne sont pas renseignées.Prière de renseigner. Le ménage a consommé Feuilles de  Haricot mais les informations sur la quantité, l'unité ou la taille ne sont pas renseignées.Prière de renseigner. Le ménage a consommé Feuilles de Fakoye (Feuille de corete) mais les informations sur la quantité, l'unité ou la taille ne sont pas renseignées.Prière de renseigner. Le ménage a consommé Feuilles de patate mais les informations sur la quantité, l'unité ou la taille ne sont pas renseignées.Prière de renseigner. Le ménage a consommé Gombo frais mais les informations sur la quantité, l'unité ou la taille ne sont pas renseignées.Prière de renseigner. Le ménage a consommé Huile de soja  mais les informations sur la quantité, l'unité ou la taille ne sont pas renseignées.Prière de renseigner. Le ménage a consommé Jus de fruits type 1 (orange, ananas, bissap, gingembre, jus de cajou, etc.) mais les informations sur la quantité, l'unité ou la taille ne sont pas renseignées.Prière de renseigner. Le ménage a consommé Lait caillé mais les informations sur la quantité, l'unité ou la taille ne sont pas renseignées.Prière de renseigner. Le ménage a consommé Lait en poudre mais les informations sur la quantité, l'unité ou la taille ne sont pas renseignées.Prière de renseigner. Le ménage a consommé Mâchoiron séchée (Kon) mais les informations sur la quantité, l'unité ou la taille ne sont pas renseignées.Prière de renseigner. Le ménage a consommé Oignon frais mais les informations sur la quantité, l'unité ou la taille ne sont pas renseignées.Prière de renseigner. Le ménage a consommé Piment frais mais les informations sur la quantité, l'unité ou la taille ne sont pas renseignées.Prière de renseigner. Le ménage a consommé Poivre mais les informations sur la quantité, l'unité ou la taille ne sont pas renseignées.Prière de renseigner. Le ménage a consommé Riz importé parfumé mais les informations sur la quantité, l'unité ou la taille ne sont pas renseignées.Prière de renseigner. Le ménage a consommé Sel mais les informations sur la quantité, l'unité ou la taille ne sont pas renseignées.Prière de renseigner. Difficile de consommer le Sel en   prière de verifier. Le ménage a consommé Sucre en poudre  mais les informations sur la quantité, l'unité ou la taille ne sont pas renseignées.Prière de renseigner. Le ménage a consommé Thé en sachet mais les informations sur la quantité, l'unité ou la taille ne sont pas renseignées.Prière de renseigner. Avertissement!!! Le ménage a consommé .a   de Thé en sachet, cette quantité semble anormale pour une consommation des 7 derniers jours.Les ménages consomment géneralement en sachet ou en paquet, prière de corriger ou de confirmer avec le QG. Le ménage a consommé Tomate fraîche mais les informations sur la quantité, l'unité ou la taille ne sont pas renseignées.Prière de renseigner. Le ménage a consommé Vinaigre de vin mais les informations sur la quantité, l'unité ou la taille ne sont pas renseignées.Prière de renseigner.</w:t>
+        <w:t>- Attention ! Le prix unitaire d'achat (200 Fcfa) de Gombo frais en Tas (Petit) est relativement élevé par rapport aux autres prix observés dans cette zone. Prière de corriger ou de confirmer avec le QG. Attention ! Le prix unitaire d'achat (600 Fcfa) de Huile de soja  en Litre (taille unique) est relativement faible par rapport aux autres prix observés dans cette zone. Prière de corriger ou de confirmer avec le QG. Avertissement!! le prix unitaire (125 Fcfa) de Thé en sachet (unité: Sachets) de taille Petit est très faible ou élevé. Prière de corriger ou de confirmer avec le QG. Attention ! Le prix unitaire d'achat (125 Fcfa) de Thé en sachet en Sachets (Petit) est relativement élevé par rapport aux autres prix observés dans cette zone. Prière de corriger ou de confirmer avec le QG. Avertissement!!! Le ménage a consommé 16 Sachets Petit de Sucre en poudre , cette quantité semble anormale pour une consommation des 7 derniers jours.Prière de corriger ou de confirmer avec le QG. Incohérence!! Dans ce ménage, chaque individus consomme par jour .625 Kg  de cereale; Prière de revoir les quantités prises de ces produits. Incohérence!! Dans ce ménage, chaque individus consomme par jour .625 Kg  de cereale; Prière de revoir les quantités prises de ces produits. Attention ! Soupçons de quantité anormale! Le ménage de Amadou Baldé avec une taille de 8 personnes a consommé 29 Kg en taille unique de Riz importé parfumé qui est relativement élevé comme consommation par rapport à la condition de vie des autres ménages de même taille dans cette zone. Prière de corriger ou de confirmer avec le QG.</w:t>
       </w:r>
     </w:p>
     <w:p>
@@ -2545,8 +2497,6 @@
         <w:rPr>
           <w:sz w:val="20"/>
         </w:rPr>
-        <w:t xml:space="preserve">- Attention ! Le montant (6000 Fcfa) dépensé ou reçu en cadeau pour les cartes prépayées, les transferts de crédit et les abonnements de  Aboubacry Diao est relativement élevé par rapport aux autres montants depansés observés dans cette zone. Prière de corriger ou de confirmer avec le QG. </w:t>
-        <w:br/>
         <w:t xml:space="preserve">- Attention ! Vous avez déclaré en s01q00 que le répondant est la personne elle-même, or Ibrahim Diao est trop jeune (5 ans) pour fournir des informations correctes. Prière de refaire la section 1 pour Ibrahim Diao en demandant à un adulte de répondre aux questions à sa place. </w:t>
         <w:br/>
         <w:t xml:space="preserve">- Attention ! Vous avez déclaré en s01q00 que le répondant est la personne elle-même, or Mouhamadou Lamine Diao est trop jeune (3 ans) pour fournir des informations correctes. Prière de refaire la section 1 pour Mouhamadou Lamine Diao en demandant à un adulte de répondre aux questions à sa place. </w:t>
@@ -2772,7 +2722,7 @@
         <w:rPr>
           <w:sz w:val="20"/>
         </w:rPr>
-        <w:t>- La dernière fois que vous avez acheté Beignets de maïs, mil, haricot est voisine et semble exister dans les modalités, prière de prendre attache avec le QG pour plus d'explication afin de la classer bien.  La dernière fois que vous avez acheté Viande de poulet entier est chez un voisin et semble exister dans les modalités, prière de prendre attache avec le QG pour plus d'explication afin de la classer bien. Attention ! Le prix unitaire d'achat (125 Fcfa) de Patate douce en Pièce (Moyen) est relativement élevé par rapport aux autres prix observés dans cette zone. Prière de corriger ou de confirmer avec le QG. Avertissement!! La quantité (3.5 litre) du produit Huile de soja  consommée  par le ménage semble très élevé, prière de corriger ou confirmer avec le QG. Avertissement!! Les quantités du Thé en feuille consommées en Sachets industriel semble incoherent car les ménages consomment géneralement en sachet ou en paquet, prière de corriger ou confirmer avec le QG. Avertissement!! le prix unitaire (100 Fcfa) de Thé en sachet (unité: Sachets) de taille Petit est très faible ou élevé. Prière de corriger ou de confirmer avec le QG. Avertissement!!! Le ménage a consommé 10 Kg taille unique de Sucre en poudre , cette quantité semble anormale pour une consommation des 7 derniers jours.Prière de corriger ou de confirmer avec le QG. Avertissement!!! Le ménage a consommé 18 Pièce Petit de Caramel, bonbons, confiseries, etc., cette quantité semble anormale pour une consommation des 7 derniers jours.Prière de corriger ou de confirmer avec le QG. Avertissement!!!Le ménage a consommé 48 miche de Moyen de Pain moderne (Baguette)  ce qui semble incoherent pour une consommation aucours des 7 derniers jours, prière de verifier et corriger. Avertissement!!!Le ménage a consommé 52 Sachets de Petit de Jus de fruits type 1 (orange, ananas, bissap, gingembre, jus de cajou, etc.)  ce qui semble incoherent pour une consommation aucours des 7 derniers jours, prière de verifier et corriger.  La dernière fois que vous avez acheté Jus de fruits type 1 (orange, ananas, bissap, gingembre, jus de cajou, etc.) est voisine et semble exister dans les modalités, prière de prendre attache avec le QG pour plus d'explication afin de la classer bien. Incohérence!! Dans ce ménage, chaque individus consomme par jour .6821429 Kg  de cereale; Prière de revoir les quantités prises de ces produits.</w:t>
+        <w:t>- La dernière fois que vous avez acheté Beignets de maïs, mil, haricot est voisine et semble exister dans les modalités, prière de prendre attache avec le QG pour plus d'explication afin de la classer bien.  La dernière fois que vous avez acheté Viande de poulet entier est chez un voisin et semble exister dans les modalités, prière de prendre attache avec le QG pour plus d'explication afin de la classer bien. Attention ! Le prix unitaire d'achat (125 Fcfa) de Patate douce en Pièce (Moyen) est relativement élevé par rapport aux autres prix observés dans cette zone. Prière de corriger ou de confirmer avec le QG. Attention ! Le prix unitaire d'achat (150 Fcfa) de Aubergine sauvage  en Pièce (Grand) est relativement élevé par rapport aux autres prix observés dans cette zone. Prière de corriger ou de confirmer avec le QG. Avertissement!! La quantité (3.5 litre) du produit Huile de soja  consommée  par le ménage semble très élevé, prière de corriger ou confirmer avec le QG. Avertissement!! Les quantités du Thé en feuille consommées en Sachets industriel semble incoherent car les ménages consomment géneralement en sachet ou en paquet, prière de corriger ou confirmer avec le QG. Avertissement!! le prix unitaire (100 Fcfa) de Thé en sachet (unité: Sachets) de taille Petit est très faible ou élevé. Prière de corriger ou de confirmer avec le QG. Avertissement!!! Le ménage a consommé 10 Kg taille unique de Sucre en poudre , cette quantité semble anormale pour une consommation des 7 derniers jours.Prière de corriger ou de confirmer avec le QG. Avertissement!!! Le ménage a consommé 18 Pièce Petit de Caramel, bonbons, confiseries, etc., cette quantité semble anormale pour une consommation des 7 derniers jours.Prière de corriger ou de confirmer avec le QG. Avertissement!!!Le ménage a consommé 48 miche de Moyen de Pain moderne (Baguette)  ce qui semble incoherent pour une consommation aucours des 7 derniers jours, prière de verifier et corriger. Avertissement!!!Le ménage a consommé 52 Sachets de Petit de Jus de fruits type 1 (orange, ananas, bissap, gingembre, jus de cajou, etc.)  ce qui semble incoherent pour une consommation aucours des 7 derniers jours, prière de verifier et corriger.  La dernière fois que vous avez acheté Jus de fruits type 1 (orange, ananas, bissap, gingembre, jus de cajou, etc.) est voisine et semble exister dans les modalités, prière de prendre attache avec le QG pour plus d'explication afin de la classer bien. Incohérence!! Dans ce ménage, chaque individus consomme par jour .9928572 Kg  de cereale; Prière de revoir les quantités prises de ces produits.</w:t>
       </w:r>
     </w:p>
     <w:p>
@@ -2904,8 +2854,6 @@
         <w:rPr>
           <w:sz w:val="20"/>
         </w:rPr>
-        <w:t xml:space="preserve">- Attention ! Appareil TV a été achété à 180000 Fcfa est relativement élevé par rapport aux autres prix d'achat observés dans cette zone. Prière de corriger ou de confirmer avec le QG. Attention ! Appareil TV a été revendu à 120000 Fcfa qui est relativement élevé par rapport aux autres prix de revente observés dans cette zone. Prière de corriger ou de confirmer avec le QG. </w:t>
-        <w:br/>
         <w:t>- Attention ! Radio simple/Radiocassette a été achété à 55000 Fcfa est relativement élevé par rapport aux autres prix d'achat observés dans cette zone. Prière de corriger ou de confirmer avec le QG.</w:t>
       </w:r>
     </w:p>
@@ -3388,7 +3336,7 @@
         <w:rPr>
           <w:sz w:val="20"/>
         </w:rPr>
-        <w:t>- La dernière fois que vous avez acheté Beignets de maïs, mil, haricot est à l’école et semble exister dans les modalités, prière de prendre attache avec le QG pour plus d'explication afin de la classer bien. Attention ! Le prix unitaire d'achat (175 Fcfa) de Pain traditionnel (Baguette) en miche (Moyen) est relativement élevé par rapport aux autres prix observés dans cette zone. Prière de corriger ou de confirmer avec le QG. Attention ! Le prix unitaire d'achat (300 Fcfa) de Capitaine frais en Tas (Petit) est relativement faible par rapport aux autres prix observés dans cette zone. Prière de corriger ou de confirmer avec le QG. Attention ! Le prix unitaire d'achat (50 Fcfa) de Feuilles de  Haricot en Tas (Petit) est relativement faible par rapport aux autres prix observés dans cette zone. Prière de corriger ou de confirmer avec le QG. Attention ! Le prix unitaire d'achat (540 Fcfa) de Sucre en poudre  en Kg (taille unique) est relativement faible par rapport aux autres prix observés dans cette zone. Prière de corriger ou de confirmer avec le QG.  La dernière fois que vous avez acheté Sucre en poudre  est en Gambie et semble exister dans les modalités, prière de prendre attache avec le QG pour plus d'explication afin de la classer bien. Avertissement!! le prix unitaire (100 Fcfa) de Thé en sachet (unité: Sachets) de taille Petit est très faible ou élevé. Prière de corriger ou de confirmer avec le QG. Incohérence!! Dans ce ménage, chaque individus consomme par jour .75 Kg  de cereale; Prière de revoir les quantités prises de ces produits. Incohérence!! Dans ce ménage, chaque individus consomme par jour .75 Kg  de cereale; Prière de revoir les quantités prises de ces produits.</w:t>
+        <w:t>- La dernière fois que vous avez acheté Beignets de maïs, mil, haricot est à l’école et semble exister dans les modalités, prière de prendre attache avec le QG pour plus d'explication afin de la classer bien. Attention ! Le prix unitaire d'achat (175 Fcfa) de Pain traditionnel (Baguette) en miche (Moyen) est relativement élevé par rapport aux autres prix observés dans cette zone. Prière de corriger ou de confirmer avec le QG. Attention ! Le prix unitaire d'achat (25 Fcfa) de Café en poudre soluble en Sachets industriel (Tres petit) est relativement faible par rapport aux autres prix observés dans cette zone. Prière de corriger ou de confirmer avec le QG. Attention ! Le prix unitaire d'achat (540 Fcfa) de Sucre en poudre  en Kg (taille unique) est relativement faible par rapport aux autres prix observés dans cette zone. Prière de corriger ou de confirmer avec le QG.  La dernière fois que vous avez acheté Sucre en poudre  est en Gambie et semble exister dans les modalités, prière de prendre attache avec le QG pour plus d'explication afin de la classer bien. Avertissement!! le prix unitaire (100 Fcfa) de Thé en sachet (unité: Sachets) de taille Petit est très faible ou élevé. Prière de corriger ou de confirmer avec le QG. Incohérence!! Dans ce ménage, chaque individus consomme par jour .75 Kg  de cereale; Prière de revoir les quantités prises de ces produits. Incohérence!! Dans ce ménage, chaque individus consomme par jour .75 Kg  de cereale; Prière de revoir les quantités prises de ces produits.</w:t>
       </w:r>
     </w:p>
     <w:p>
@@ -3933,7 +3881,7 @@
         <w:rPr>
           <w:sz w:val="20"/>
         </w:rPr>
-        <w:t>- La dernière fois que vous avez acheté Céréales de petit déjeuner est pharmacie et semble exister dans les modalités, prière de prendre attache avec le QG pour plus d'explication afin de la classer bien. Avertissement!! le prix unitaire (100 Fcfa) de Thé en sachet (unité: Sachets) de taille Petit est très faible ou élevé. Prière de corriger ou de confirmer avec le QG. Avertissement!!! Le ménage a consommé 12 Pièce Petit de Caramel, bonbons, confiseries, etc., cette quantité semble anormale pour une consommation des 7 derniers jours.Prière de corriger ou de confirmer avec le QG. Difficile de consommer le Sel en Kg taille unique prière de verifier. Incohérence!! Dans ce ménage, chaque individus consomme par jour .9693877 Kg  de cereale; Prière de revoir les quantités prises de ces produits. Le prix d'achat unitaire (6000 Fcfa) de Niébé/Haricots secs en Kg de taille taille unique prière de regarder les reponses prises dans les questions s07bq07a s07bq07b s07bq07c s07bq08 pour mieux corriger. Attention ! Le prix unitaire d'achat (6000 Fcfa) de Niébé/Haricots secs en Kg (taille unique) est relativement élevé par rapport aux autres prix observés dans cette zone. Prière de corriger ou de confirmer avec le QG. Le prix d'achat unitaire (6000 Fcfa) de Petit pois secs en Kg de taille taille unique prière de regarder les reponses prises dans les questions s07bq07a s07bq07b s07bq07c s07bq08 pour mieux corriger.</w:t>
+        <w:t>- La dernière fois que vous avez acheté Céréales de petit déjeuner est pharmacie et semble exister dans les modalités, prière de prendre attache avec le QG pour plus d'explication afin de la classer bien. Attention ! Le prix unitaire d'achat (500 Fcfa) de Oignon frais en Kg (taille unique) est relativement faible par rapport aux autres prix observés dans cette zone. Prière de corriger ou de confirmer avec le QG. Attention ! Soupçons de quantité anormale! Le ménage de AISSATOU SENGHOR avec une taille de 7 personnes a consommé 5 Verre ( à thé) en taille unique de Vinaigre de vin qui est relativement élevé comme consommation par rapport à la condition de vie des autres ménages de même taille dans cette zone. Prière de corriger ou de confirmer avec le QG. Avertissement!! le prix unitaire (100 Fcfa) de Thé en sachet (unité: Sachets) de taille Petit est très faible ou élevé. Prière de corriger ou de confirmer avec le QG. Avertissement!!! Le ménage a consommé 12 Pièce Petit de Caramel, bonbons, confiseries, etc., cette quantité semble anormale pour une consommation des 7 derniers jours.Prière de corriger ou de confirmer avec le QG. Difficile de consommer le Sel en Kg taille unique prière de verifier. Incohérence!! Dans ce ménage, chaque individus consomme par jour 1.040816 Kg  de cereale; Prière de revoir les quantités prises de ces produits. Le prix d'achat unitaire (6000 Fcfa) de Niébé/Haricots secs en Kg de taille taille unique prière de regarder les reponses prises dans les questions s07bq07a s07bq07b s07bq07c s07bq08 pour mieux corriger. Attention ! Le prix unitaire d'achat (6000 Fcfa) de Niébé/Haricots secs en Kg (taille unique) est relativement élevé par rapport aux autres prix observés dans cette zone. Prière de corriger ou de confirmer avec le QG. Le prix d'achat unitaire (6000 Fcfa) de Petit pois secs en Kg de taille taille unique prière de regarder les reponses prises dans les questions s07bq07a s07bq07b s07bq07c s07bq08 pour mieux corriger.</w:t>
       </w:r>
     </w:p>
     <w:p>
@@ -4342,27 +4290,6 @@
           <w:color w:val="4672C4"/>
           <w:sz w:val="22"/>
         </w:rPr>
-        <w:t>&gt;&gt; Section0 - Identification et renseignements de controle</w:t>
-      </w:r>
-    </w:p>
-    <w:p>
-      <w:pPr>
-        <w:ind w:left="283"/>
-      </w:pPr>
-      <w:r>
-        <w:rPr>
-          <w:sz w:val="20"/>
-        </w:rPr>
-        <w:t>- Prière de renseigner toutes les informations du ménage dans la section 0 avant d'entamer les autres informations.</w:t>
-      </w:r>
-    </w:p>
-    <w:p>
-      <w:r>
-        <w:rPr>
-          <w:b/>
-          <w:color w:val="4672C4"/>
-          <w:sz w:val="22"/>
-        </w:rPr>
         <w:t>&gt;&gt; Section1 - Caracteristiques des membres</w:t>
       </w:r>
     </w:p>
@@ -4374,21 +4301,11 @@
         <w:rPr>
           <w:sz w:val="20"/>
         </w:rPr>
-        <w:t xml:space="preserve">- Le montant dépensé ou reçu en cadeau pour les cartes prépayées, les transferts de crédit et les abonnements de  Mamadou Diang Touré semble élevé ou faible , prière de corriger ou de confirmer l'information avec le QG. Le montant dépensé ou reçu en cadeau pour les recharges internet ou de forfaits de données mobiles(hors appels vocaux), aucours des 30 derniers jours de Mamadou Diang Touré semble élevé ou faible, prière de corriger ou de confirmer l'information avec le QG. </w:t>
+        <w:t xml:space="preserve">- Avertissement! Veuillez renseigner par oui ou non toutes les modalités de la question s01q47. </w:t>
         <w:br/>
-        <w:t xml:space="preserve">- Les données sur les niveaux d'études, les fonctions et les caracteristiques sociodemographiques de la mère biologique de  Aliou Baldé  manquent. Incoherence! Aliou Baldé dispose d'un téléphone portable à s01q39, donc la raison évoquée ne peut pas être (ne dispose pas d'appareil). Le montant dépensé ou reçu en cadeau pour les cartes prépayées, les transferts de crédit et les abonnements de  Aliou Baldé semble élevé ou faible , prière de corriger ou de confirmer l'information avec le QG. Le montant dépensé ou reçu en cadeau pour les recharges internet ou de forfaits de données mobiles(hors appels vocaux), aucours des 30 derniers jours de Aliou Baldé semble élevé ou faible, prière de corriger ou de confirmer l'information avec le QG. </w:t>
+        <w:t xml:space="preserve">- Incoherence! Aliou Baldé dispose d'un téléphone portable à s01q39, donc la raison évoquée ne peut pas être (ne dispose pas d'appareil). </w:t>
         <w:br/>
-        <w:t xml:space="preserve">- Les données sur les niveaux d'études, les fonctions et les caracteristiques sociodemographiques de la mère biologique de  Mariama Touré  manquent. </w:t>
-        <w:br/>
-        <w:t xml:space="preserve">- Les données sur les niveaux d'études, les fonctions et les caracteristiques sociodemographiques de la mère biologique de  Seydou Mballo  manquent. Le montant dépensé ou reçu en cadeau pour les cartes prépayées, les transferts de crédit et les abonnements de  Seydou Mballo semble élevé ou faible , prière de corriger ou de confirmer l'information avec le QG. Le montant dépensé ou reçu en cadeau pour les recharges internet ou de forfaits de données mobiles(hors appels vocaux), aucours des 30 derniers jours de Seydou Mballo semble élevé ou faible, prière de corriger ou de confirmer l'information avec le QG. </w:t>
-        <w:br/>
-        <w:t xml:space="preserve">- Les données sur les niveaux d'études, les fonctions et les caracteristiques sociodemographiques du père biologique de Diariétou Touré manquent. Veuillez les renseigner. Les données sur les niveaux d'études, les fonctions et les caracteristiques sociodemographiques de la mère biologique de  Diariétou Touré  manquent. Le montant dépensé ou reçu en cadeau pour les cartes prépayées, les transferts de crédit et les abonnements de  Diariétou Touré semble élevé ou faible , prière de corriger ou de confirmer l'information avec le QG. Le montant dépensé ou reçu en cadeau pour les recharges internet ou de forfaits de données mobiles(hors appels vocaux), aucours des 30 derniers jours de Diariétou Touré semble élevé ou faible, prière de corriger ou de confirmer l'information avec le QG. </w:t>
-        <w:br/>
-        <w:t xml:space="preserve">- Les données sur les niveaux d'études, les fonctions et les caracteristiques sociodemographiques du père biologique de Ibrahima Touré manquent. Veuillez les renseigner. Les données sur les niveaux d'études, les fonctions et les caracteristiques sociodemographiques de la mère biologique de  Ibrahima Touré  manquent. Le montant dépensé ou reçu en cadeau pour les cartes prépayées, les transferts de crédit et les abonnements de  Ibrahima Touré semble élevé ou faible , prière de corriger ou de confirmer l'information avec le QG. Le montant dépensé ou reçu en cadeau pour les recharges internet ou de forfaits de données mobiles(hors appels vocaux), aucours des 30 derniers jours de Ibrahima Touré semble élevé ou faible, prière de corriger ou de confirmer l'information avec le QG. </w:t>
-        <w:br/>
-        <w:t xml:space="preserve">- Les données sur les niveaux d'études, les fonctions et les caracteristiques sociodemographiques du père biologique de Seybatou Aw manquent. Veuillez les renseigner.  Avertissement! Veuillez renseigner par oui ou non toutes les modalités de la question s01q47. </w:t>
-        <w:br/>
-        <w:t xml:space="preserve">- Les informations sur l'acte de naissance (ni Jours, ni mois et ni années) de  Maïmouna Seydi  manquent, s'il vous plait pouvez-vous fournir d'effort pour avoir ces informations. Les données sur les niveaux d'études, les fonctions et les caracteristiques sociodemographiques du père biologique de Maïmouna Seydi manquent. Veuillez les renseigner. Les données sur les niveaux d'études, les fonctions et les caracteristiques sociodemographiques de la mère biologique de  Maïmouna Seydi  manquent. Le montant dépensé ou reçu en cadeau pour les cartes prépayées, les transferts de crédit et les abonnements de  Maïmouna Seydi semble élevé ou faible , prière de corriger ou de confirmer l'information avec le QG. Le montant dépensé ou reçu en cadeau pour les recharges internet ou de forfaits de données mobiles(hors appels vocaux), aucours des 30 derniers jours de Maïmouna Seydi semble élevé ou faible, prière de corriger ou de confirmer l'information avec le QG. </w:t>
+        <w:t xml:space="preserve">- Incoherence! Seydou Mballo dispose d'un téléphone portable à s01q39, donc la raison évoquée ne peut pas être (ne dispose pas d'appareil). </w:t>
         <w:br/>
         <w:t>- Les informations sur l'acte de naissance (ni Jours, ni mois et ni années) de  Saliou Soumaré  manquent, s'il vous plait pouvez-vous fournir d'effort pour avoir ces informations.</w:t>
       </w:r>
@@ -4411,15 +4328,29 @@
         <w:rPr>
           <w:sz w:val="20"/>
         </w:rPr>
-        <w:t xml:space="preserve">- Avertissement!!! L'âge de Aliou Baldé avec son niveau d'étude (Fondamental 2) semble incoherent, veuillez confirmer cette information avec le QG ou corriger l'incohérence. </w:t>
+        <w:t xml:space="preserve">- Peu probable! Aliou Baldé  n'arrive pas  à comprendre un petit texte lu dans une langue locale (s02q03). Veuillez corriger ou donner des explications au QG. Avertissement!!! L'âge de Aliou Baldé avec son niveau d'étude (Fondamental 2) semble incoherent, veuillez confirmer cette information avec le QG ou corriger l'incohérence. Dans les milieux urbains c'est peu probable de voir une école dont les élèves ou étudiants ne dépensent pas en frais d'uniformes, prière de verifier pour Aliou Baldé et corriger ou confirmer avec le QG. </w:t>
         <w:br/>
-        <w:t xml:space="preserve">- Dans les milieux urbains c'est peu probable de voir une école dont les élèves ou étudiants ne dépensent pas en frais d'uniformes, prière de verifier pour Lansana Kanté et corriger ou confirmer avec le QG. </w:t>
+        <w:t xml:space="preserve">- Peu probable! Cheikh Tidiane Guéye  n'arrive pas  à comprendre un petit texte lu dans une langue locale (s02q03). Veuillez corriger ou donner des explications au QG. </w:t>
         <w:br/>
-        <w:t xml:space="preserve">- Dans les milieux urbains c'est peu probable de voir une école dont les élèves ou étudiants ne dépensent pas en frais d'uniformes, prière de verifier pour Seybatou Aw et corriger ou confirmer avec le QG. </w:t>
+        <w:t xml:space="preserve">- Peu probable! Diariétou Touré  n'arrive pas  à comprendre un petit texte lu dans une langue locale (s02q03). Veuillez corriger ou donner des explications au QG. Peu probable! Diariétou Touré  ne sait ni lire, ni écrire, ni comprendre dans aucune des langues  (s02q01,s02q02,s02q03). Veuillez corriger ou donner des explications au QG. </w:t>
         <w:br/>
-        <w:t xml:space="preserve">- Peu probable! Diariétou Touré  ne sait ni lire, ni écrire, ni comprendre dans aucune des langues  (s02q01,s02q02,s02q03). Veuillez corriger ou donner des explications au QG. </w:t>
+        <w:t xml:space="preserve">- Peu probable! Ibrahima Touré  n'arrive pas  à comprendre un petit texte lu dans une langue locale (s02q03). Veuillez corriger ou donner des explications au QG. </w:t>
         <w:br/>
-        <w:t>- Peu probable! Mamadou Diang Touré  n'arrive pas  à comprendre un petit texte lu dans une langue locale (s02q03). Veuillez corriger ou donner des explications au QG.</w:t>
+        <w:t xml:space="preserve">- Peu probable! Lansana Kanté  n'arrive pas  à comprendre un petit texte lu dans une langue locale (s02q03). Veuillez corriger ou donner des explications au QG. Dans les milieux urbains c'est peu probable de voir une école dont les élèves ou étudiants ne dépensent pas en frais d'uniformes, prière de verifier pour Lansana Kanté et corriger ou confirmer avec le QG. </w:t>
+        <w:br/>
+        <w:t xml:space="preserve">- Peu probable! Mamadou Diang Touré  n'arrive pas  à comprendre un petit texte lu dans une langue locale (s02q03). Veuillez corriger ou donner des explications au QG. </w:t>
+        <w:br/>
+        <w:t xml:space="preserve">- Peu probable! Mariama Mballo  n'arrive pas  à comprendre un petit texte lu dans une langue locale (s02q03). Veuillez corriger ou donner des explications au QG. Dans les milieux urbains c'est peu probable de voir une école dont les élèves ou étudiants ne dépensent pas en frais d'uniformes, prière de verifier pour Mariama Mballo et corriger ou confirmer avec le QG. </w:t>
+        <w:br/>
+        <w:t xml:space="preserve">- Peu probable! Mariama Touré  n'arrive pas  à comprendre un petit texte lu dans une langue locale (s02q03). Veuillez corriger ou donner des explications au QG. </w:t>
+        <w:br/>
+        <w:t xml:space="preserve">- Peu probable! Maïmouna Seydi  n'arrive pas  à comprendre un petit texte lu dans une langue locale (s02q03). Veuillez corriger ou donner des explications au QG. </w:t>
+        <w:br/>
+        <w:t xml:space="preserve">- Peu probable! Saliou Soumaré  n'arrive pas  à comprendre un petit texte lu dans une langue locale (s02q03). Veuillez corriger ou donner des explications au QG. Dans les milieux urbains c'est peu probable de voir une école dont les élèves ou étudiants ne dépensent pas en frais d'uniformes, prière de verifier pour Saliou Soumaré et corriger ou confirmer avec le QG. </w:t>
+        <w:br/>
+        <w:t xml:space="preserve">- Peu probable! Seybatou Aw  n'arrive pas  à comprendre un petit texte lu dans une langue locale (s02q03). Veuillez corriger ou donner des explications au QG. Dans les milieux urbains c'est peu probable de voir une école dont les élèves ou étudiants ne dépensent pas en frais d'uniformes, prière de verifier pour Seybatou Aw et corriger ou confirmer avec le QG. </w:t>
+        <w:br/>
+        <w:t>- Peu probable! Seydou Mballo  n'arrive pas  à comprendre un petit texte lu dans une langue locale (s02q03). Veuillez corriger ou donner des explications au QG.</w:t>
       </w:r>
     </w:p>
     <w:p>
@@ -4452,6 +4383,29 @@
           <w:color w:val="4672C4"/>
           <w:sz w:val="22"/>
         </w:rPr>
+        <w:t>&gt;&gt; Section4a - Emploi</w:t>
+      </w:r>
+    </w:p>
+    <w:p>
+      <w:pPr>
+        <w:ind w:left="283"/>
+      </w:pPr>
+      <w:r>
+        <w:rPr>
+          <w:sz w:val="20"/>
+        </w:rPr>
+        <w:t xml:space="preserve">- Avertissement! Généralement les jeunes hommes (10 à 25ans) font des travaux ménager soit apprendre les enfants à reviser leurs léçons ou d'autres cours, Cheikh Tidiane Guéye n'a consacré aucune heure pour les travaux cités en s04q01, s04q02, s04q03, s04q04, s04q05, s04q06, s04q07 et s04q08.Prière de regarder pour corriger ou confirmer avec le QG. </w:t>
+        <w:br/>
+        <w:t>- Avertissement! Généralement les jeunes hommes (10 à 25ans) font des travaux ménager soit apprendre les enfants à reviser leurs léçons ou d'autres cours, Saliou Soumaré n'a consacré aucune heure pour les travaux cités en s04q01, s04q02, s04q03, s04q04, s04q05, s04q06, s04q07 et s04q08.Prière de regarder pour corriger ou confirmer avec le QG.</w:t>
+      </w:r>
+    </w:p>
+    <w:p>
+      <w:r>
+        <w:rPr>
+          <w:b/>
+          <w:color w:val="4672C4"/>
+          <w:sz w:val="22"/>
+        </w:rPr>
         <w:t>&gt;&gt; Section4b - Emploi - Activite principale</w:t>
       </w:r>
     </w:p>
@@ -4463,25 +4417,13 @@
         <w:rPr>
           <w:sz w:val="20"/>
         </w:rPr>
-        <w:t xml:space="preserve">- AvertissementAliou Baldé  travaille mais les questions relatives à son emploi principal ne sont pas renseignées à 100%, prière de les renseigner. Vous avez sélectionné l'option 'Ne sait pas' pour la catégorie socioprofessionnelle de Aliou Baldé ou vous ne l'avez pas renseigné. prière de corriger. </w:t>
+        <w:t xml:space="preserve">- Attention ! Le nombre de jours que Diariétou Touré a travaillés par mois semble être inférieur à 15. Veuillez, s'il vous plaît, confirmer cette information. </w:t>
         <w:br/>
-        <w:t xml:space="preserve">-  AvertissementCheikh Tidiane Guéye  travaille mais les questions relatives à son emploi principal ne sont pas renseignées à 100%, prière de les renseigner. </w:t>
+        <w:t xml:space="preserve">- Attention ! Le nombre de jours que Lansana Kanté a travaillés par mois semble être inférieur à 15. Veuillez, s'il vous plaît, confirmer cette information. Attention! le nombre d'heure que Lansana Kanté a travaillé par jour semble être inferieur à 4, veuillez s'il vous plait confirmer cette information avec le QG. </w:t>
         <w:br/>
-        <w:t xml:space="preserve">-  AvertissementDiariétou Touré  travaille mais les questions relatives à son emploi principal ne sont pas renseignées à 100%, prière de les renseigner. Attention ! Le nombre de jours que Diariétou Touré a travaillés par mois semble être inférieur à 15. Veuillez, s'il vous plaît, confirmer cette information. </w:t>
+        <w:t xml:space="preserve">- Avertissement!!! Mamadou Diang Touré est un Encaisseurs et assimilés qui travaille dans Entreprise Privée et a declaré comme catégorie socioprofessionnelle Ouvrier ou employé non qualifié , prière de vérifier cette information de catégorie socioprofessionnelle auprès de l'enquêté (e) ou confirmer avec le QG. </w:t>
         <w:br/>
-        <w:t xml:space="preserve">-  AvertissementIbrahima Touré  travaille mais les questions relatives à son emploi principal ne sont pas renseignées à 100%, prière de les renseigner. </w:t>
-        <w:br/>
-        <w:t xml:space="preserve">-  AvertissementLansana Kanté  travaille mais les questions relatives à son emploi principal ne sont pas renseignées à 100%, prière de les renseigner. Attention ! Le nombre de jours que Lansana Kanté a travaillés par mois semble être inférieur à 15. Veuillez, s'il vous plaît, confirmer cette information. Attention! le nombre d'heure que Lansana Kanté a travaillé par jour semble être inferieur à 4, veuillez s'il vous plait confirmer cette information avec le QG. Vous avez sélectionné l'option 'Ne sait pas' pour la catégorie socioprofessionnelle de Lansana Kanté ou vous ne l'avez pas renseigné. prière de corriger. </w:t>
-        <w:br/>
-        <w:t xml:space="preserve">-  AvertissementMamadou Diang Touré  travaille mais les questions relatives à son emploi principal ne sont pas renseignées à 100%, prière de les renseigner. Vous avez sélectionné l'option 'Ne sait pas' pour la catégorie socioprofessionnelle de Mamadou Diang Touré ou vous ne l'avez pas renseigné. prière de corriger. </w:t>
-        <w:br/>
-        <w:t xml:space="preserve">-  AvertissementMariama Touré  travaille mais les questions relatives à son emploi principal ne sont pas renseignées à 100%, prière de les renseigner. </w:t>
-        <w:br/>
-        <w:t xml:space="preserve">-  AvertissementMaïmouna Seydi  travaille mais les questions relatives à son emploi principal ne sont pas renseignées à 100%, prière de les renseigner. Vous avez sélectionné l'option 'Ne sait pas' pour la catégorie socioprofessionnelle de Maïmouna Seydi ou vous ne l'avez pas renseigné. prière de corriger. </w:t>
-        <w:br/>
-        <w:t xml:space="preserve">-  AvertissementSeybatou Aw  travaille mais les questions relatives à son emploi principal ne sont pas renseignées à 100%, prière de les renseigner. Vous avez sélectionné l'option 'Ne sait pas' pour la catégorie socioprofessionnelle de Seybatou Aw ou vous ne l'avez pas renseigné. prière de corriger. </w:t>
-        <w:br/>
-        <w:t>-  AvertissementSeydou Mballo  travaille mais les questions relatives à son emploi principal ne sont pas renseignées à 100%, prière de les renseigner. Vous avez sélectionné l'option 'Ne sait pas' pour la catégorie socioprofessionnelle de Seydou Mballo ou vous ne l'avez pas renseigné. prière de corriger.</w:t>
+        <w:t>- Nombre de mois exercé par Seybatou Aw dans l'emploi au cours des 12 derniers mois semble faible, veuillez corriger s'il vous plait ou comfirmer avec le QG. Attention ! Le nombre de jours que Seybatou Aw a travaillés par mois semble être inférieur à 15. Veuillez, s'il vous plaît, confirmer cette information. Attention! le nombre d'heure que Seybatou Aw a travaillé par jour semble être inferieur à 4, veuillez s'il vous plait confirmer cette information avec le QG.</w:t>
       </w:r>
     </w:p>
     <w:p>
@@ -4502,7 +4444,7 @@
         <w:rPr>
           <w:sz w:val="20"/>
         </w:rPr>
-        <w:t>- AvertissementMariama Touré  travaille mais les questions relatives à son emploi secondaire ne sont pas renseignées à 100%, prière de les renseigner. Avertissement!!! la branche d'activité de Mariama Touré est identique dans l'emploi principale et secondaire, prière de confirmer cette information avec le QG ou de corriger. Avertissement!!! les informations de Mariama Touré sur le nombre de mois, jours ou heures de son emploi secondaire sont superieur a celles de son emploi principal , veuillez corriger ou confirmer aupres du QG.</w:t>
+        <w:t>- Avertissement!!! les informations de Mariama Touré sur le nombre de mois, jours ou heures de son emploi secondaire sont superieur a celles de son emploi principal , veuillez corriger ou confirmer aupres du QG.</w:t>
       </w:r>
     </w:p>
     <w:p>
@@ -4523,87 +4465,7 @@
         <w:rPr>
           <w:sz w:val="20"/>
         </w:rPr>
-        <w:t xml:space="preserve">- Il est impératif de renseigner la question : #Est-ce que Aliou Baldé possède un compte dans les établissements financiers suivants ou une carte prépayée ?# même si la personne ne dispose pas de compte, veuillez les renseigner s'il vous plaît. </w:t>
-        <w:br/>
-        <w:t xml:space="preserve">- Il est impératif de renseigner la question : #Est-ce que Cheikh Tidiane Guéye possède un compte dans les établissements financiers suivants ou une carte prépayée ?# même si la personne ne dispose pas de compte, veuillez les renseigner s'il vous plaît. </w:t>
-        <w:br/>
-        <w:t xml:space="preserve">- Il est impératif de renseigner la question : #Est-ce que Diariétou Touré possède un compte dans les établissements financiers suivants ou une carte prépayée ?# même si la personne ne dispose pas de compte, veuillez les renseigner s'il vous plaît. </w:t>
-        <w:br/>
-        <w:t xml:space="preserve">- Il est impératif de renseigner la question : #Est-ce que Ibrahima Touré possède un compte dans les établissements financiers suivants ou une carte prépayée ?# même si la personne ne dispose pas de compte, veuillez les renseigner s'il vous plaît. </w:t>
-        <w:br/>
-        <w:t xml:space="preserve">- Il est impératif de renseigner la question : #Est-ce que Mamadou Diang Touré possède un compte dans les établissements financiers suivants ou une carte prépayée ?# même si la personne ne dispose pas de compte, veuillez les renseigner s'il vous plaît. </w:t>
-        <w:br/>
-        <w:t xml:space="preserve">- Il est impératif de renseigner la question : #Est-ce que Maïmouna Seydi possède un compte dans les établissements financiers suivants ou une carte prépayée ?# même si la personne ne dispose pas de compte, veuillez les renseigner s'il vous plaît. </w:t>
-        <w:br/>
-        <w:t xml:space="preserve">- Il est impératif de renseigner la question : #Est-ce que Seybatou Aw possède un compte dans les établissements financiers suivants ou une carte prépayée ?# même si la personne ne dispose pas de compte, veuillez les renseigner s'il vous plaît. </w:t>
-        <w:br/>
-        <w:t>- Il est impératif de renseigner la question : #Est-ce que Seydou Mballo possède un compte dans les établissements financiers suivants ou une carte prépayée ?# même si la personne ne dispose pas de compte, veuillez les renseigner s'il vous plaît.</w:t>
-      </w:r>
-    </w:p>
-    <w:p>
-      <w:r>
-        <w:rPr>
-          <w:b/>
-          <w:color w:val="4672C4"/>
-          <w:sz w:val="22"/>
-        </w:rPr>
-        <w:t>&gt;&gt; Section7a1 - Repas pris a l'exterieur du menage</w:t>
-      </w:r>
-    </w:p>
-    <w:p>
-      <w:pPr>
-        <w:ind w:left="283"/>
-      </w:pPr>
-      <w:r>
-        <w:rPr>
-          <w:sz w:val="20"/>
-        </w:rPr>
-        <w:t>- Attention ! La section sur le repas pris à l'extérieur du ménage n'est pas renseignée à 100 %. Prière de vérifier l'ensemble des questions relatives à cette section et de les renseigner en totalité.</w:t>
-      </w:r>
-    </w:p>
-    <w:p>
-      <w:r>
-        <w:rPr>
-          <w:b/>
-          <w:color w:val="4672C4"/>
-          <w:sz w:val="22"/>
-        </w:rPr>
-        <w:t>&gt;&gt; Section7a2 - Repas pris a l'exterieur du menage</w:t>
-      </w:r>
-    </w:p>
-    <w:p>
-      <w:pPr>
-        <w:ind w:left="283"/>
-      </w:pPr>
-      <w:r>
-        <w:rPr>
-          <w:sz w:val="20"/>
-        </w:rPr>
-        <w:t xml:space="preserve">- La section sur le repas pris à l'extérieur du ménage du membre Aliou Baldé n'est pas renseignée à 100 %. Prière de vérifier l'ensemble des questions relatives à ce membre et de les renseigner en totalité. </w:t>
-        <w:br/>
-        <w:t xml:space="preserve">- La section sur le repas pris à l'extérieur du ménage du membre Cheikh Tidiane Guéye n'est pas renseignée à 100 %. Prière de vérifier l'ensemble des questions relatives à ce membre et de les renseigner en totalité. </w:t>
-        <w:br/>
-        <w:t xml:space="preserve">- La section sur le repas pris à l'extérieur du ménage du membre Diariétou Touré n'est pas renseignée à 100 %. Prière de vérifier l'ensemble des questions relatives à ce membre et de les renseigner en totalité. </w:t>
-        <w:br/>
-        <w:t xml:space="preserve">- La section sur le repas pris à l'extérieur du ménage du membre Ibrahima Touré n'est pas renseignée à 100 %. Prière de vérifier l'ensemble des questions relatives à ce membre et de les renseigner en totalité. </w:t>
-        <w:br/>
-        <w:t xml:space="preserve">- La section sur le repas pris à l'extérieur du ménage du membre Khadidiatou Diaité Touré n'est pas renseignée à 100 %. Prière de vérifier l'ensemble des questions relatives à ce membre et de les renseigner en totalité. </w:t>
-        <w:br/>
-        <w:t xml:space="preserve">- La section sur le repas pris à l'extérieur du ménage du membre Lansana Kanté n'est pas renseignée à 100 %. Prière de vérifier l'ensemble des questions relatives à ce membre et de les renseigner en totalité. </w:t>
-        <w:br/>
-        <w:t xml:space="preserve">- La section sur le repas pris à l'extérieur du ménage du membre Mamadou Diang Touré n'est pas renseignée à 100 %. Prière de vérifier l'ensemble des questions relatives à ce membre et de les renseigner en totalité. </w:t>
-        <w:br/>
-        <w:t xml:space="preserve">- La section sur le repas pris à l'extérieur du ménage du membre Mariama Mballo n'est pas renseignée à 100 %. Prière de vérifier l'ensemble des questions relatives à ce membre et de les renseigner en totalité. </w:t>
-        <w:br/>
-        <w:t xml:space="preserve">- La section sur le repas pris à l'extérieur du ménage du membre Mariama Touré n'est pas renseignée à 100 %. Prière de vérifier l'ensemble des questions relatives à ce membre et de les renseigner en totalité. </w:t>
-        <w:br/>
-        <w:t xml:space="preserve">- La section sur le repas pris à l'extérieur du ménage du membre Maïmouna Seydi n'est pas renseignée à 100 %. Prière de vérifier l'ensemble des questions relatives à ce membre et de les renseigner en totalité. </w:t>
-        <w:br/>
-        <w:t xml:space="preserve">- La section sur le repas pris à l'extérieur du ménage du membre Saliou Soumaré n'est pas renseignée à 100 %. Prière de vérifier l'ensemble des questions relatives à ce membre et de les renseigner en totalité. </w:t>
-        <w:br/>
-        <w:t xml:space="preserve">- La section sur le repas pris à l'extérieur du ménage du membre Seybatou Aw n'est pas renseignée à 100 %. Prière de vérifier l'ensemble des questions relatives à ce membre et de les renseigner en totalité. </w:t>
-        <w:br/>
-        <w:t>- La section sur le repas pris à l'extérieur du ménage du membre Seydou Mballo n'est pas renseignée à 100 %. Prière de vérifier l'ensemble des questions relatives à ce membre et de les renseigner en totalité.</w:t>
+        <w:t>- Avertissement!!! Mamadou Diang Touré est un Encaisseurs et assimilés qui travaille dans Entreprise Privée et est un Ouvrier ou employé non qualifié mais dit n'avoir pas de compte dans une banque classique, prière de vérifier auprès de l'enquêté (e) ou confirmer avec le QG.</w:t>
       </w:r>
     </w:p>
     <w:p>
@@ -4624,49 +4486,7 @@
         <w:rPr>
           <w:sz w:val="20"/>
         </w:rPr>
-        <w:t>- Le ménage a consommé Arachides grillées décortiquées mais les informations sur la quantité, l'unité ou la taille ne sont pas renseignées.Prière de renseigner. Le ménage a consommé Capitaine frais mais les informations sur la quantité, l'unité ou la taille ne sont pas renseignées.Prière de renseigner. Le ménage a consommé Caramel, bonbons, confiseries, etc. mais les informations sur la quantité, l'unité ou la taille ne sont pas renseignées.Prière de renseigner. Le ménage a consommé Courge mais les informations sur la quantité, l'unité ou la taille ne sont pas renseignées.Prière de renseigner. Le ménage a consommé Jus de fruits type 1 (orange, ananas, bissap, gingembre, jus de cajou, etc.) mais les informations sur la quantité, l'unité ou la taille ne sont pas renseignées.Prière de renseigner. Le ménage a consommé Mayonnaise mais les informations sur la quantité, l'unité ou la taille ne sont pas renseignées.Prière de renseigner. Le ménage a consommé Miel mais les informations sur la quantité, l'unité ou la taille ne sont pas renseignées.Prière de renseigner. Le ménage a consommé Moutarde mais les informations sur la quantité, l'unité ou la taille ne sont pas renseignées.Prière de renseigner. Le ménage a consommé Mâchoiron séchée (Kon) mais les informations sur la quantité, l'unité ou la taille ne sont pas renseignées.Prière de renseigner. Le ménage a consommé Orange  mais les informations sur la quantité, l'unité ou la taille ne sont pas renseignées.Prière de renseigner. Le ménage a consommé Papaye mais les informations sur la quantité, l'unité ou la taille ne sont pas renseignées.Prière de renseigner. Le ménage a consommé Pastèque mais les informations sur la quantité, l'unité ou la taille ne sont pas renseignées.Prière de renseigner. Le ménage a consommé Patate douce mais les informations sur la quantité, l'unité ou la taille ne sont pas renseignées.Prière de renseigner. Le ménage a consommé Poisson frais type 11 mais les informations sur la quantité, l'unité ou la taille ne sont pas renseignées.Prière de renseigner. Le ménage a consommé Poivron frais mais les informations sur la quantité, l'unité ou la taille ne sont pas renseignées.Prière de renseigner. Le ménage a consommé Pâte d'arachide mais les informations sur la quantité, l'unité ou la taille ne sont pas renseignées.Prière de renseigner. Le ménage a consommé Riz importé parfumé mais les informations sur la quantité, l'unité ou la taille ne sont pas renseignées.Prière de renseigner. Le ménage a consommé Salade (laitue) mais les informations sur la quantité, l'unité ou la taille ne sont pas renseignées.Prière de renseigner. Le ménage a consommé Silure séché mais les informations sur la quantité, l'unité ou la taille ne sont pas renseignées.Prière de renseigner. Le ménage a consommé Sucre en poudre  mais les informations sur la quantité, l'unité ou la taille ne sont pas renseignées.Prière de renseigner. Le ménage a consommé Tamarin noir mais les informations sur la quantité, l'unité ou la taille ne sont pas renseignées.Prière de renseigner. Le ménage a consommé Taro mais les informations sur la quantité, l'unité ou la taille ne sont pas renseignées.Prière de renseigner. Le ménage a consommé Thé en sachet mais les informations sur la quantité, l'unité ou la taille ne sont pas renseignées.Prière de renseigner. Avertissement!!! Le ménage a consommé .a   de Thé en sachet, cette quantité semble anormale pour une consommation des 7 derniers jours.Les ménages consomment géneralement en sachet ou en paquet, prière de corriger ou de confirmer avec le QG. Le ménage a consommé Viande de bœuf: peau mais les informations sur la quantité, l'unité ou la taille ne sont pas renseignées.Prière de renseigner.</w:t>
-      </w:r>
-    </w:p>
-    <w:p>
-      <w:r>
-        <w:rPr>
-          <w:b/>
-          <w:color w:val="4672C4"/>
-          <w:sz w:val="22"/>
-        </w:rPr>
-        <w:t>&gt;&gt; Section8 - Sécurite alimentaire</w:t>
-      </w:r>
-    </w:p>
-    <w:p>
-      <w:pPr>
-        <w:ind w:left="283"/>
-      </w:pPr>
-      <w:r>
-        <w:rPr>
-          <w:sz w:val="20"/>
-        </w:rPr>
-        <w:t>- Toutes les questions de la section 8 ne sont pas renseignées, prière de renseigner.</w:t>
-      </w:r>
-    </w:p>
-    <w:p>
-      <w:r>
-        <w:rPr>
-          <w:b/>
-          <w:color w:val="4672C4"/>
-          <w:sz w:val="22"/>
-        </w:rPr>
-        <w:t>&gt;&gt; Section9b - Depenses non-alimentaires - 7 jours</w:t>
-      </w:r>
-    </w:p>
-    <w:p>
-      <w:pPr>
-        <w:ind w:left="283"/>
-      </w:pPr>
-      <w:r>
-        <w:rPr>
-          <w:sz w:val="20"/>
-        </w:rPr>
-        <w:t>- Peu plausible! le montant de la dépense pour Transport urbain/rural en moto-taxi est trop élevé. Veuillez, s'il vous plaît, confirmer cette information avec le QG ou la corriger s09Bq03.</w:t>
+        <w:t>- Attention ! Le prix unitaire d'achat (100 Fcfa) de Aubergine sauvage  en Pièce (Petit) est relativement élevé par rapport aux autres prix observés dans cette zone. Prière de corriger ou de confirmer avec le QG. Attention ! Le prix unitaire d'achat (1700 Fcfa) de Beurre en Pot (Petit) est relativement élevé par rapport aux autres prix observés dans cette zone. Prière de corriger ou de confirmer avec le QG. Attention ! Le prix unitaire d'achat (200 Fcfa) de Concentré de tomate en Sachets (Petit) est relativement élevé par rapport aux autres prix observés dans cette zone. Prière de corriger ou de confirmer avec le QG. Attention ! Le prix unitaire d'achat (200 Fcfa) de Lait caillé en Sachets (Petit) est relativement élevé par rapport aux autres prix observés dans cette zone. Prière de corriger ou de confirmer avec le QG. Attention ! Le prix unitaire d'achat (200 Fcfa) de Niébé/Haricots secs en Sachets (Petit) est relativement élevé par rapport aux autres prix observés dans cette zone. Prière de corriger ou de confirmer avec le QG. Attention ! Le prix unitaire d'achat (600 Fcfa) de Huile de soja  en Litre (taille unique) est relativement faible par rapport aux autres prix observés dans cette zone. Prière de corriger ou de confirmer avec le QG. Avertissement!! le prix unitaire (125 Fcfa) de Thé en sachet (unité: Sachets) de taille Petit est très faible ou élevé. Prière de corriger ou de confirmer avec le QG. Attention ! Le prix unitaire d'achat (125 Fcfa) de Thé en sachet en Sachets (Petit) est relativement élevé par rapport aux autres prix observés dans cette zone. Prière de corriger ou de confirmer avec le QG. Incohérence!! Dans ce ménage, chaque individus consomme par jour 1.601648 Kg  de cereale; Prière de revoir les quantités prises de ces produits. Incohérence!! Dans ce ménage, chaque individus consomme par jour 1.601648 Kg  de cereale; Prière de revoir les quantités prises de ces produits. Incohérence!! Dans ce ménage, chaque individus consomme par jour 1.601648 Kg  de cereale; Prière de revoir les quantités prises de ces produits. Le prix d'achat unitaire (. Fcfa) de Mil en Kg de taille taille unique semble élevé, prière de regarder les reponses prises dans les questions s07bq07a s07bq07b s07bq07c s07bq08 pour mieux corriger.</w:t>
       </w:r>
     </w:p>
     <w:p>
@@ -4699,31 +4519,6 @@
           <w:color w:val="4672C4"/>
           <w:sz w:val="22"/>
         </w:rPr>
-        <w:t>&gt;&gt; Section9e - Depenses non-alimentaires - 6 mois</w:t>
-      </w:r>
-    </w:p>
-    <w:p>
-      <w:pPr>
-        <w:ind w:left="283"/>
-      </w:pPr>
-      <w:r>
-        <w:rPr>
-          <w:sz w:val="20"/>
-        </w:rPr>
-        <w:t xml:space="preserve">- Peu plausible! le montant de la dépense pour Lubrifiants (huile moteur; huile de frein; liquide batterie (acide); graisses; autres lubrifiants n.d.a.) semble élevé. Veuillez, s'il vous plaît, confirmer cette information avec le QG ou la corriger. </w:t>
-        <w:br/>
-        <w:t xml:space="preserve">- Peu plausible! le montant de la dépense pour Sous-vêtements homme (15 ans et plus): slip, chaussettes, tee shirt et maillot de corps, etc. semble élevé. Veuillez, s'il vous plaît, confirmer cette information avec le QG ou la corriger. </w:t>
-        <w:br/>
-        <w:t>- Peu plausible! le montant de la dépense pour Vêtements enfants (0-14 ans): layette pour bébé, chemise, pantalon garçon, robe fillette, slip enfant, blouses, etc. (Pas inclure les uniformes scolaires) semble élevé. Veuillez, s'il vous plaît, confirmer cette information avec le QG ou la corriger.</w:t>
-      </w:r>
-    </w:p>
-    <w:p>
-      <w:r>
-        <w:rPr>
-          <w:b/>
-          <w:color w:val="4672C4"/>
-          <w:sz w:val="22"/>
-        </w:rPr>
         <w:t>&gt;&gt; Section10b - caracteristiques entreprise non agricole</w:t>
       </w:r>
     </w:p>
@@ -4735,11 +4530,7 @@
         <w:rPr>
           <w:sz w:val="20"/>
         </w:rPr>
-        <w:t xml:space="preserve">- Les informations sur ces entrepises non agricole manquent, prière de les renseigner. Le montant obtenus sur les services rendus par l'entreprise ##N/A## au cours des 30 derniers jours ou durant le dernier mois où l'entreprise a fonctionné n'a pas été renseigné, prière de mettre de 0 si l'entreprise n'a pas rendu de service. Prière de renseigner les montants dans les champs (s10q46 s10q47 s10q48 s10q49 s10q50 s10q51 s10q52 s10q53 s10q54 s10q55 s10q56 s10q57), mettre 0 si l'entreprise ##N/A## n'a pas effectué des dépenses ou faire des reventes des marchandises ou des produits ou rendre de service.Cette entreprise ##N/A## dit avoir obtenu une valeur sur les marchandises vendu en etat, les marchandises vendu après transformation et les services rendus. Prière de corriger. Cette entreprise ##N/A## dit avoir obtenu une valeur sur les marchandises vendu en etat et les marchandises vendu après transformation. La main d'oeuvre familiale pour Diariétou Touré ayant travaillé dans cette entreprise ##N/A## aucours des 12 derniers mois n'est pas renseigner. Prière de reneigner toutes les informations qui lui concerne. La main d'oeuvre sariale de Diariétou Touré ayant travaillé dans cette entreprise ##N/A## aucours des 30 derniers jours n'est pas renseigner. Prière de reneigner toutes les informations qui lui concerne. </w:t>
-        <w:br/>
-        <w:t xml:space="preserve">- Les informations sur ces entrepises non agricole manquent, prière de les renseigner. Le montant obtenus sur les services rendus par l'entreprise ##N/A## au cours des 30 derniers jours ou durant le dernier mois où l'entreprise a fonctionné n'a pas été renseigné, prière de mettre de 0 si l'entreprise n'a pas rendu de service. Prière de renseigner les montants dans les champs (s10q46 s10q47 s10q48 s10q49 s10q50 s10q51 s10q52 s10q53 s10q54 s10q55 s10q56 s10q57), mettre 0 si l'entreprise ##N/A## n'a pas effectué des dépenses ou faire des reventes des marchandises ou des produits ou rendre de service.Cette entreprise ##N/A## dit avoir obtenu une valeur sur les marchandises vendu en etat, les marchandises vendu après transformation et les services rendus. Prière de corriger. Cette entreprise ##N/A## dit avoir obtenu une valeur sur les marchandises vendu en etat et les marchandises vendu après transformation. La main d'oeuvre familiale pour Saliou Soumaré ayant travaillé dans cette entreprise ##N/A## aucours des 12 derniers mois n'est pas renseigner. Prière de reneigner toutes les informations qui lui concerne. La main d'oeuvre sariale de Saliou Soumaré ayant travaillé dans cette entreprise ##N/A## aucours des 30 derniers jours n'est pas renseigner. Prière de reneigner toutes les informations qui lui concerne. </w:t>
-        <w:br/>
-        <w:t>- Peu plausible! la valeur actuelle déclarée en s10q40 pour Fabrication de produits alimentaires semble trop petite ou trop élevée. Veuillez, s'il vous plaît, confirmer cette information avec le QG ou la corriger. La main d'oeuvre familiale pour Cheikh Tidiane Guéye ayant travaillé dans cette entreprise Fabrication de produits alimentaires aucours des 12 derniers mois n'est pas renseigner. Prière de reneigner toutes les informations qui lui concerne. La main d'oeuvre sariale de Cheikh Tidiane Guéye ayant travaillé dans cette entreprise Fabrication de produits alimentaires aucours des 30 derniers jours n'est pas renseigner. Prière de reneigner toutes les informations qui lui concerne.</w:t>
+        <w:t>- Peu plausible! la valeur actuelle déclarée en s10q40 pour Fabrication de produits alimentaires semble trop petite ou trop élevée. Veuillez, s'il vous plaît, confirmer cette information avec le QG ou la corriger.</w:t>
       </w:r>
     </w:p>
     <w:p>
@@ -4781,46 +4572,7 @@
         <w:rPr>
           <w:sz w:val="20"/>
         </w:rPr>
-        <w:t xml:space="preserve">- Attention ! Tablette a été achété à 100000 Fcfa est relativement élevé par rapport aux autres prix d'achat observés dans cette zone. Prière de corriger ou de confirmer avec le QG. Attention ! Tablette a été revendu à 100000 Fcfa qui est relativement élevé par rapport aux autres prix de revente observés dans cette zone. Prière de corriger ou de confirmer avec le QG. </w:t>
-        <w:br/>
-        <w:t>- Avertissement!! La question s12q04 n'a pas été renseigner pour l'article: Cuisinière à gaz ou électrique, prière de renseigner.</w:t>
-      </w:r>
-    </w:p>
-    <w:p>
-      <w:r>
-        <w:rPr>
-          <w:b/>
-          <w:color w:val="4672C4"/>
-          <w:sz w:val="22"/>
-        </w:rPr>
-        <w:t>&gt;&gt; Section15 - Filets sociaux</w:t>
-      </w:r>
-    </w:p>
-    <w:p>
-      <w:pPr>
-        <w:ind w:left="283"/>
-      </w:pPr>
-      <w:r>
-        <w:rPr>
-          <w:sz w:val="20"/>
-        </w:rPr>
-        <w:t xml:space="preserve">- Prière de renseigner Autres transferts en cash du gouvernement/ONG  dans la section 15, même si le ménage n'a pas eu de programme entendu, prendre non et renseigner le reste des questions. </w:t>
-        <w:br/>
-        <w:t xml:space="preserve">- Prière de renseigner Cesarienne Gratuite  dans la section 15, même si le ménage n'a pas eu de programme entendu, prendre non et renseigner le reste des questions. </w:t>
-        <w:br/>
-        <w:t xml:space="preserve">- Prière de renseigner Dialyse Gratuite  dans la section 15, même si le ménage n'a pas eu de programme entendu, prendre non et renseigner le reste des questions. </w:t>
-        <w:br/>
-        <w:t xml:space="preserve">- Prière de renseigner Plan Sesame  dans la section 15, même si le ménage n'a pas eu de programme entendu, prendre non et renseigner le reste des questions. </w:t>
-        <w:br/>
-        <w:t xml:space="preserve">- Prière de renseigner Soins gratuits pour la VIH  dans la section 15, même si le ménage n'a pas eu de programme entendu, prendre non et renseigner le reste des questions. </w:t>
-        <w:br/>
-        <w:t xml:space="preserve">- Prière de renseigner Soins gratuits pour la tuberculose  dans la section 15, même si le ménage n'a pas eu de programme entendu, prendre non et renseigner le reste des questions. </w:t>
-        <w:br/>
-        <w:t xml:space="preserve">- Prière de renseigner Soins gratuits pour le paludisme  dans la section 15, même si le ménage n'a pas eu de programme entendu, prendre non et renseigner le reste des questions. </w:t>
-        <w:br/>
-        <w:t xml:space="preserve">- Prière de renseigner Soins gratuits pour les enfants de moins de 5 ans  dans la section 15, même si le ménage n'a pas eu de programme entendu, prendre non et renseigner le reste des questions. </w:t>
-        <w:br/>
-        <w:t>- Prière de renseigner Soutien à cause de la COVID-19  dans la section 15, même si le ménage n'a pas eu de programme entendu, prendre non et renseigner le reste des questions.</w:t>
+        <w:t>- Attention ! Tablette a été revendu à 100000 Fcfa qui est relativement élevé par rapport aux autres prix de revente observés dans cette zone. Prière de corriger ou de confirmer avec le QG.</w:t>
       </w:r>
     </w:p>
     <w:p>
@@ -4841,88 +4593,7 @@
         <w:rPr>
           <w:sz w:val="20"/>
         </w:rPr>
-        <w:t xml:space="preserve">- La superficie de la parcelle Parcelle tomate est de .a Mètre Carré (m^2), elle doit être renseignée et ne doit pas contenir des chiffres de 9999 ou 0. Prière de corriger. La superficie de la parcelle Parcelle tomate selon l'exploitant est de .a Mètre Carré (m^2) qui semble élevé ou l'estimation ne semble pas bonne. Prière de corriger. Incoherence! Le nombre de cultures dans la parcelle Parcelle tomate est de .a cultures qui semble trop élévé ou non renseigné, prière de corriger. Incoherence! Le nombre de minutes (.a minutes) pour se rendre dans la parcelle Parcelle tomate est trop élevé, prière de corriger. La superficie de la parcelle Parcelle tomate selon les mesures GPS est de .a hectare qui semble élevé ou faible, prière de corriger. </w:t>
-        <w:br/>
-        <w:t xml:space="preserve">- La superficie de la parcelle Parcelle tomate est de .a Mètre Carré (m^2), elle doit être renseignée et ne doit pas contenir des chiffres de 9999 ou 0. Prière de corriger. La superficie de la parcelle Parcelle tomate selon l'exploitant est de .a Mètre Carré (m^2) qui semble élevé ou l'estimation ne semble pas bonne. Prière de corriger. Incoherence! Le nombre de cultures dans la parcelle Parcelle tomate est de .a cultures qui semble trop élévé ou non renseigné, prière de corriger. Incoherence! Le nombre de minutes (.a minutes) pour se rendre dans la parcelle Parcelle tomate est trop élevé, prière de corriger. La superficie de la parcelle Parcelle tomate selon les mesures GPS est de .a hectare qui semble élevé ou faible, prière de corriger. </w:t>
-        <w:br/>
-        <w:t xml:space="preserve">- La superficie de la parcelle Parcelle tomate est de .a Mètre Carré (m^2), elle doit être renseignée et ne doit pas contenir des chiffres de 9999 ou 0. Prière de corriger. La superficie de la parcelle Parcelle tomate selon l'exploitant est de .a Mètre Carré (m^2) qui semble élevé ou l'estimation ne semble pas bonne. Prière de corriger. Incoherence! Le nombre de cultures dans la parcelle Parcelle tomate est de .a cultures qui semble trop élévé ou non renseigné, prière de corriger. Incoherence! Le nombre de minutes (.a minutes) pour se rendre dans la parcelle Parcelle tomate est trop élevé, prière de corriger. Les ordures ont été appliquées .a fois dans la parcelle Parcelle tomate qui semble élevé ou faible, prière de corriger. La superficie de la parcelle Parcelle tomate selon les mesures GPS est de .a hectare qui semble élevé ou faible, prière de corriger. </w:t>
-        <w:br/>
-        <w:t>- La superficie de la parcelle Parcelle tomate est de .a Mètre Carré (m^2), elle doit être renseignée et ne doit pas contenir des chiffres de 9999 ou 0. Prière de corriger. La superficie de la parcelle Parcelle tomate selon l'exploitant est de .a Mètre Carré (m^2) qui semble élevé ou l'estimation ne semble pas bonne. Prière de corriger. Les ordures ont été appliquées .a fois dans la parcelle Parcelle tomate qui semble élevé ou faible, prière de corriger. La superficie de la parcelle Parcelle tomate selon les mesures GPS est de .a hectare qui semble élevé ou faible, prière de corriger.</w:t>
-      </w:r>
-    </w:p>
-    <w:p>
-      <w:r>
-        <w:rPr>
-          <w:b/>
-          <w:color w:val="4672C4"/>
-          <w:sz w:val="22"/>
-        </w:rPr>
-        <w:t>&gt;&gt; Section16b - Couts des intrants agricoles</w:t>
-      </w:r>
-    </w:p>
-    <w:p>
-      <w:pPr>
-        <w:ind w:left="283"/>
-      </w:pPr>
-      <w:r>
-        <w:rPr>
-          <w:sz w:val="20"/>
-        </w:rPr>
-        <w:t>- Utilisation d'intrants non coché, veuillez renseigner.</w:t>
-        <w:br/>
-        <w:t>- Utilisation d'intrants non coché, veuillez renseigner.</w:t>
-        <w:br/>
-        <w:t>- Utilisation d'intrants non coché, veuillez renseigner.</w:t>
-        <w:br/>
-        <w:t xml:space="preserve">- Utilisation d'intrants non coché, veuillez renseigner.Quantité totale de [INTRANT] utilisée trop élevé, veuillez vérifier. </w:t>
-        <w:br/>
-        <w:t xml:space="preserve">- Utilisation d'intrants non coché, veuillez renseigner.Quantité totale de [INTRANT] utilisée trop élevé, veuillez vérifier. </w:t>
-        <w:br/>
-        <w:t>- Utilisation d'intrants non coché, veuillez renseigner.Quantité totale de [INTRANT] utilisée trop élevé, veuillez vérifier.</w:t>
-      </w:r>
-    </w:p>
-    <w:p>
-      <w:r>
-        <w:rPr>
-          <w:b/>
-          <w:color w:val="4672C4"/>
-          <w:sz w:val="22"/>
-        </w:rPr>
-        <w:t>&gt;&gt; Section16c - Cultures</w:t>
-      </w:r>
-    </w:p>
-    <w:p>
-      <w:pPr>
-        <w:ind w:left="283"/>
-      </w:pPr>
-      <w:r>
-        <w:rPr>
-          <w:sz w:val="20"/>
-        </w:rPr>
-        <w:t xml:space="preserve">- La quantité estimée en Kg est incorrecte (Exemple : si le ménage a eu 10 sacs de 100kg = 10*100=1000kg), prière de corriger merci. </w:t>
-        <w:br/>
-        <w:t>- La quantité estimée en Kg est incorrecte (Exemple : si le ménage a eu 10 sacs de 100kg = 10*100=1000kg), prière de corriger merci.</w:t>
-      </w:r>
-    </w:p>
-    <w:p>
-      <w:r>
-        <w:rPr>
-          <w:b/>
-          <w:color w:val="4672C4"/>
-          <w:sz w:val="22"/>
-        </w:rPr>
-        <w:t>&gt;&gt; Section16d - Utilisation de la production</w:t>
-      </w:r>
-    </w:p>
-    <w:p>
-      <w:pPr>
-        <w:ind w:left="283"/>
-      </w:pPr>
-      <w:r>
-        <w:rPr>
-          <w:sz w:val="20"/>
-        </w:rPr>
-        <w:t>- ||</w:t>
+        <w:t>- La section 16 du ménage de Mamadou Diang Touré n'est pas renseigné, prière de renseigner.</w:t>
       </w:r>
     </w:p>
     <w:p>
@@ -4944,27 +4615,6 @@
           <w:sz w:val="20"/>
         </w:rPr>
         <w:t>- Avertissement! la valeur de l'achat (700 Fcfa) d'un Poules / poulets est trop petite ou élevée. Veuillez confirmer ces informations avec le QG ou apporter les corrections nécessaires.</w:t>
-      </w:r>
-    </w:p>
-    <w:p>
-      <w:r>
-        <w:rPr>
-          <w:b/>
-          <w:color w:val="4672C4"/>
-          <w:sz w:val="22"/>
-        </w:rPr>
-        <w:t>&gt;&gt; Section18b - Chasse</w:t>
-      </w:r>
-    </w:p>
-    <w:p>
-      <w:pPr>
-        <w:ind w:left="283"/>
-      </w:pPr>
-      <w:r>
-        <w:rPr>
-          <w:sz w:val="20"/>
-        </w:rPr>
-        <w:t>- Prière de renseigner la section 18 (La chasse).</w:t>
       </w:r>
     </w:p>
     <w:p>
@@ -5953,7 +5603,7 @@
         <w:rPr>
           <w:sz w:val="20"/>
         </w:rPr>
-        <w:t>- Attention ! Le prix unitaire d'achat (100 Fcfa) de Pain moderne (Baguette) en miche (Moyen) est relativement faible par rapport aux autres prix observés dans cette zone. Prière de corriger ou de confirmer avec le QG. Avertissement!!! Le ménage a consommé 0.1 Kg taille unique de Sucre en poudre , cette quantité semble anormale pour une consommation des 7 derniers jours. prière de corriger ou de confirmer avec le QG.</w:t>
+        <w:t>- Attention ! Le prix unitaire d'achat (100 Fcfa) de Pain moderne (Baguette) en miche (Moyen) est relativement faible par rapport aux autres prix observés dans cette zone. Prière de corriger ou de confirmer avec le QG. Attention ! Le prix unitaire d'achat (150 Fcfa) de Pommes en Pièce (Grand) est relativement faible par rapport aux autres prix observés dans cette zone. Prière de corriger ou de confirmer avec le QG. Avertissement!!! Le ménage a consommé 0.1 Kg taille unique de Sucre en poudre , cette quantité semble anormale pour une consommation des 7 derniers jours. prière de corriger ou de confirmer avec le QG. Attention ! Le prix unitaire d'achat (650 Fcfa) de Sucre en poudre  en Kg (taille unique) est relativement élevé par rapport aux autres prix observés dans cette zone. Prière de corriger ou de confirmer avec le QG.</w:t>
       </w:r>
     </w:p>
     <w:p>
@@ -6037,8 +5687,6 @@
         <w:rPr>
           <w:sz w:val="20"/>
         </w:rPr>
-        <w:t xml:space="preserve">- Attention ! Appareil TV a été achété à 180000 Fcfa est relativement élevé par rapport aux autres prix d'achat observés dans cette zone. Prière de corriger ou de confirmer avec le QG. </w:t>
-        <w:br/>
         <w:t>- Attention ! Ventilateur sur pied a été achété à 40000 Fcfa est relativement élevé par rapport aux autres prix d'achat observés dans cette zone. Prière de corriger ou de confirmer avec le QG.</w:t>
       </w:r>
     </w:p>
@@ -6521,7 +6169,7 @@
         <w:rPr>
           <w:sz w:val="20"/>
         </w:rPr>
-        <w:t>- Avertissement!! La quantité (.) de Arachides fraîches en coques en Boite de tomate/Pot qui provient de la production du ménage et celle reçue en cadeau depasse la quantité consommée, prière de verifier et corriger. Avertissement!! La quantité (.) de Eau minérale/filtrée en sachet en Sachets industriel qui provient de la production du ménage et celle reçue en cadeau depasse la quantité consommée, prière de verifier et corriger. Avertissement!! le prix unitaire (100 Fcfa) de Thé en sachet (unité: Sachets) de taille Petit est très faible ou élevé. Prière de corriger ou de confirmer avec le QG. Le ménage a consommé Arachides grillées décortiquées mais les informations sur la quantité, l'unité ou la taille ne sont pas renseignées.Prière de renseigner. Le ménage a consommé Arachides séchées en coques mais les informations sur la quantité, l'unité ou la taille ne sont pas renseignées.Prière de renseigner. Le ménage a consommé Aubergine sauvage  mais les informations sur la quantité, l'unité ou la taille ne sont pas renseignées.Prière de renseigner. Le ménage a consommé Banane douce mais les informations sur la quantité, l'unité ou la taille ne sont pas renseignées.Prière de renseigner. Le ménage a consommé Beignets de farine de boulangerie mais les informations sur la quantité, l'unité ou la taille ne sont pas renseignées.Prière de renseigner. Le ménage a consommé Caramel, bonbons, confiseries, etc. mais les informations sur la quantité, l'unité ou la taille ne sont pas renseignées.Prière de renseigner. Le ménage a consommé Carotte mais les informations sur la quantité, l'unité ou la taille ne sont pas renseignées.Prière de renseigner. Le ménage a consommé Chocolat pâte à tartiner mais les informations sur la quantité, l'unité ou la taille ne sont pas renseignées.Prière de renseigner. Le ménage a consommé Choux mais les informations sur la quantité, l'unité ou la taille ne sont pas renseignées.Prière de renseigner. Le ménage a consommé Citron mais les informations sur la quantité, l'unité ou la taille ne sont pas renseignées.Prière de renseigner. Le ménage a consommé Concentré de tomate mais les informations sur la quantité, l'unité ou la taille ne sont pas renseignées.Prière de renseigner. Le ménage a consommé Courge mais les informations sur la quantité, l'unité ou la taille ne sont pas renseignées.Prière de renseigner. Le ménage a consommé Cube alimentaire (Maggi, Jumbo, ) mais les informations sur la quantité, l'unité ou la taille ne sont pas renseignées.Prière de renseigner. Le ménage a consommé Farine de maïs mais les informations sur la quantité, l'unité ou la taille ne sont pas renseignées.Prière de renseigner. Le ménage a consommé Feuilles de  Haricot mais les informations sur la quantité, l'unité ou la taille ne sont pas renseignées.Prière de renseigner. Le ménage a consommé Feuilles de patate mais les informations sur la quantité, l'unité ou la taille ne sont pas renseignées.Prière de renseigner. Le ménage a consommé Gombo frais mais les informations sur la quantité, l'unité ou la taille ne sont pas renseignées.Prière de renseigner. Le ménage a consommé Huile de palme brute mais les informations sur la quantité, l'unité ou la taille ne sont pas renseignées.Prière de renseigner. Le ménage a consommé Huile de soja  mais les informations sur la quantité, l'unité ou la taille ne sont pas renseignées.Prière de renseigner. Le ménage a consommé Jus de fruits type 1 (orange, ananas, bissap, gingembre, jus de cajou, etc.) mais les informations sur la quantité, l'unité ou la taille ne sont pas renseignées.Prière de renseigner. Le ménage a consommé Lait caillé mais les informations sur la quantité, l'unité ou la taille ne sont pas renseignées.Prière de renseigner. Le ménage a consommé Lait en poudre mais les informations sur la quantité, l'unité ou la taille ne sont pas renseignées.Prière de renseigner. Le ménage a consommé Lait frais stérilisé, demi écrémé mais les informations sur la quantité, l'unité ou la taille ne sont pas renseignées.Prière de renseigner. Le ménage a consommé Manioc en tubercules mais les informations sur la quantité, l'unité ou la taille ne sont pas renseignées.Prière de renseigner. Le ménage a consommé Mayonnaise mais les informations sur la quantité, l'unité ou la taille ne sont pas renseignées.Prière de renseigner. Le ménage a consommé Moutarde mais les informations sur la quantité, l'unité ou la taille ne sont pas renseignées.Prière de renseigner. Le ménage a consommé Oignon frais mais les informations sur la quantité, l'unité ou la taille ne sont pas renseignées.Prière de renseigner. Le ménage a consommé Pain moderne (Baguette) mais les informations sur la quantité, l'unité ou la taille ne sont pas renseignées.Prière de renseigner. Le ménage a consommé Pain traditionnel (Baguette) mais les informations sur la quantité, l'unité ou la taille ne sont pas renseignées.Prière de renseigner. Le ménage a consommé Papaye mais les informations sur la quantité, l'unité ou la taille ne sont pas renseignées.Prière de renseigner. Le ménage a consommé Pastèque mais les informations sur la quantité, l'unité ou la taille ne sont pas renseignées.Prière de renseigner. Le ménage a consommé Patate douce mais les informations sur la quantité, l'unité ou la taille ne sont pas renseignées.Prière de renseigner. Le ménage a consommé Petit cola mais les informations sur la quantité, l'unité ou la taille ne sont pas renseignées.Prière de renseigner. Le ménage a consommé Poivre mais les informations sur la quantité, l'unité ou la taille ne sont pas renseignées.Prière de renseigner. Le ménage a consommé Poivron frais mais les informations sur la quantité, l'unité ou la taille ne sont pas renseignées.Prière de renseigner. Le ménage a consommé Pâte d'arachide mais les informations sur la quantité, l'unité ou la taille ne sont pas renseignées.Prière de renseigner. Le ménage a consommé Riz importé parfumé mais les informations sur la quantité, l'unité ou la taille ne sont pas renseignées.Prière de renseigner. Le ménage a consommé Salade (laitue) mais les informations sur la quantité, l'unité ou la taille ne sont pas renseignées.Prière de renseigner. Le ménage a consommé Sel mais les informations sur la quantité, l'unité ou la taille ne sont pas renseignées.Prière de renseigner. Difficile de consommer le Sel en   prière de verifier. Le ménage a consommé Soumbala (moutarde africaine) mais les informations sur la quantité, l'unité ou la taille ne sont pas renseignées.Prière de renseigner. Le ménage a consommé Sucre en poudre  mais les informations sur la quantité, l'unité ou la taille ne sont pas renseignées.Prière de renseigner. Le ménage a consommé Taro mais les informations sur la quantité, l'unité ou la taille ne sont pas renseignées.Prière de renseigner. Le ménage a consommé Tomate fraîche mais les informations sur la quantité, l'unité ou la taille ne sont pas renseignées.Prière de renseigner. Le ménage a consommé Vinaigre de citron  mais les informations sur la quantité, l'unité ou la taille ne sont pas renseignées.Prière de renseigner.</w:t>
+        <w:t>- Attention ! Le prix unitaire d'achat (150 Fcfa) de Ail en Sachets (Petit) est relativement élevé par rapport aux autres prix observés dans cette zone. Prière de corriger ou de confirmer avec le QG. Attention ! Le prix unitaire d'achat (200 Fcfa) de Concentré de tomate en Sachets (Petit) est relativement élevé par rapport aux autres prix observés dans cette zone. Prière de corriger ou de confirmer avec le QG. Avertissement!! La quantité (.) de Arachides fraîches en coques en Boite de tomate/Pot qui provient de la production du ménage et celle reçue en cadeau depasse la quantité consommée, prière de verifier et corriger. Avertissement!! le prix unitaire (100 Fcfa) de Thé en sachet (unité: Sachets) de taille Petit est très faible ou élevé. Prière de corriger ou de confirmer avec le QG. Incohérence!! Dans ce ménage, chaque individus consomme par jour .6 Kg  de cereale; Prière de revoir les quantités prises de ces produits. Le ménage a consommé Arachides séchées en coques mais les informations sur la quantité, l'unité ou la taille ne sont pas renseignées.Prière de renseigner. Le ménage a consommé Aubergine sauvage  mais les informations sur la quantité, l'unité ou la taille ne sont pas renseignées.Prière de renseigner. Attention ! Le prix unitaire d'achat (100 Fcfa) de Aubergine sauvage  en Pièce (Petit) est relativement élevé par rapport aux autres prix observés dans cette zone. Prière de corriger ou de confirmer avec le QG. Le ménage a consommé Banane douce mais les informations sur la quantité, l'unité ou la taille ne sont pas renseignées.Prière de renseigner. Le ménage a consommé Beignets de farine de boulangerie mais les informations sur la quantité, l'unité ou la taille ne sont pas renseignées.Prière de renseigner. Le ménage a consommé Café en poudre soluble mais les informations sur la quantité, l'unité ou la taille ne sont pas renseignées.Prière de renseigner. Le ménage a consommé Caramel, bonbons, confiseries, etc. mais les informations sur la quantité, l'unité ou la taille ne sont pas renseignées.Prière de renseigner. Le ménage a consommé Carotte mais les informations sur la quantité, l'unité ou la taille ne sont pas renseignées.Prière de renseigner. Le ménage a consommé Chocolat pâte à tartiner mais les informations sur la quantité, l'unité ou la taille ne sont pas renseignées.Prière de renseigner. Le ménage a consommé Choux mais les informations sur la quantité, l'unité ou la taille ne sont pas renseignées.Prière de renseigner. Le ménage a consommé Citron mais les informations sur la quantité, l'unité ou la taille ne sont pas renseignées.Prière de renseigner. Le ménage a consommé Courge mais les informations sur la quantité, l'unité ou la taille ne sont pas renseignées.Prière de renseigner. Le ménage a consommé Cube alimentaire (Maggi, Jumbo, ) mais les informations sur la quantité, l'unité ou la taille ne sont pas renseignées.Prière de renseigner. Le ménage a consommé Feuilles de  Haricot mais les informations sur la quantité, l'unité ou la taille ne sont pas renseignées.Prière de renseigner. Le ménage a consommé Feuilles de Fakoye (Feuille de corete) mais les informations sur la quantité, l'unité ou la taille ne sont pas renseignées.Prière de renseigner. Le ménage a consommé Gombo frais mais les informations sur la quantité, l'unité ou la taille ne sont pas renseignées.Prière de renseigner. Attention ! Le prix unitaire d'achat (200 Fcfa) de Gombo frais en Tas (Petit) est relativement élevé par rapport aux autres prix observés dans cette zone. Prière de corriger ou de confirmer avec le QG. Le ménage a consommé Huile de palme brute mais les informations sur la quantité, l'unité ou la taille ne sont pas renseignées.Prière de renseigner. Le ménage a consommé Huile de soja  mais les informations sur la quantité, l'unité ou la taille ne sont pas renseignées.Prière de renseigner. Le ménage a consommé Jus de fruits type 1 (orange, ananas, bissap, gingembre, jus de cajou, etc.) mais les informations sur la quantité, l'unité ou la taille ne sont pas renseignées.Prière de renseigner. Le ménage a consommé Lait en poudre mais les informations sur la quantité, l'unité ou la taille ne sont pas renseignées.Prière de renseigner. Le ménage a consommé Lait frais stérilisé, demi écrémé mais les informations sur la quantité, l'unité ou la taille ne sont pas renseignées.Prière de renseigner. Le ménage a consommé Macaroni mais les informations sur la quantité, l'unité ou la taille ne sont pas renseignées.Prière de renseigner. Le ménage a consommé Manioc en tubercules mais les informations sur la quantité, l'unité ou la taille ne sont pas renseignées.Prière de renseigner. Le ménage a consommé Mayonnaise mais les informations sur la quantité, l'unité ou la taille ne sont pas renseignées.Prière de renseigner. Le ménage a consommé Maïs en grain mais les informations sur la quantité, l'unité ou la taille ne sont pas renseignées.Prière de renseigner. Incohérence!! Dans ce ménage, chaque individus consomme par jour .6 Kg  de cereale; Prière de revoir les quantités prises de ces produits. Le ménage a consommé Moutarde mais les informations sur la quantité, l'unité ou la taille ne sont pas renseignées.Prière de renseigner. Le ménage a consommé Oignon frais mais les informations sur la quantité, l'unité ou la taille ne sont pas renseignées.Prière de renseigner. Le ménage a consommé Pain moderne (Baguette) mais les informations sur la quantité, l'unité ou la taille ne sont pas renseignées.Prière de renseigner. Le ménage a consommé Papaye mais les informations sur la quantité, l'unité ou la taille ne sont pas renseignées.Prière de renseigner. Le ménage a consommé Pastèque mais les informations sur la quantité, l'unité ou la taille ne sont pas renseignées.Prière de renseigner. Le ménage a consommé Patate douce mais les informations sur la quantité, l'unité ou la taille ne sont pas renseignées.Prière de renseigner. Le ménage a consommé Petit cola mais les informations sur la quantité, l'unité ou la taille ne sont pas renseignées.Prière de renseigner. Le ménage a consommé Piment frais mais les informations sur la quantité, l'unité ou la taille ne sont pas renseignées.Prière de renseigner. Le ménage a consommé Piment séché mais les informations sur la quantité, l'unité ou la taille ne sont pas renseignées.Prière de renseigner. Le ménage a consommé Poisson frais type 11 mais les informations sur la quantité, l'unité ou la taille ne sont pas renseignées.Prière de renseigner. Le ménage a consommé Poivre mais les informations sur la quantité, l'unité ou la taille ne sont pas renseignées.Prière de renseigner. Le ménage a consommé Poivron frais mais les informations sur la quantité, l'unité ou la taille ne sont pas renseignées.Prière de renseigner. Le ménage a consommé Salade (laitue) mais les informations sur la quantité, l'unité ou la taille ne sont pas renseignées.Prière de renseigner. Le ménage a consommé Sel mais les informations sur la quantité, l'unité ou la taille ne sont pas renseignées.Prière de renseigner. Le ménage a consommé Soumbala (moutarde africaine) mais les informations sur la quantité, l'unité ou la taille ne sont pas renseignées.Prière de renseigner. Le ménage a consommé Sucre en poudre  mais les informations sur la quantité, l'unité ou la taille ne sont pas renseignées.Prière de renseigner. Le ménage a consommé Taro mais les informations sur la quantité, l'unité ou la taille ne sont pas renseignées.Prière de renseigner. Le ménage a consommé Tomate fraîche mais les informations sur la quantité, l'unité ou la taille ne sont pas renseignées.Prière de renseigner. Le ménage a consommé Viande de poulet entier mais les informations sur la quantité, l'unité ou la taille ne sont pas renseignées.Prière de renseigner. Le ménage a consommé Vinaigre de citron  mais les informations sur la quantité, l'unité ou la taille ne sont pas renseignées.Prière de renseigner.</w:t>
       </w:r>
     </w:p>
     <w:p>
@@ -6584,7 +6232,7 @@
         <w:rPr>
           <w:sz w:val="20"/>
         </w:rPr>
-        <w:t>- Attention ! Moto/Vélomoteur/Tricycle à moteur a été achété à 850000 Fcfa est relativement élevé par rapport aux autres prix d'achat observés dans cette zone. Prière de corriger ou de confirmer avec le QG.</w:t>
+        <w:t>- Attention ! Antenne parabolique / décodeur a été revendu à 5000 Fcfa qui est relativement faible par rapport aux autres prix de revente observés dans cette zone. Prière de corriger ou de confirmer avec le QG.</w:t>
       </w:r>
     </w:p>
     <w:p>
@@ -6682,11 +6330,7 @@
         <w:rPr>
           <w:sz w:val="20"/>
         </w:rPr>
-        <w:t xml:space="preserve">- Attention ! Machette a été achété à 1000 Fcfa est relativement faible par rapport aux autres prix d'achat observés dans cette zone. Prière de corriger ou de confirmer avec le QG. </w:t>
-        <w:br/>
-        <w:t xml:space="preserve">- Avertissement!! L'âge (25 ans)  de Charrue dans ce ménage semble être élevé, prière de corriger ou confirmer avec le QG. </w:t>
-        <w:br/>
-        <w:t>- Prière de renseigner toutes les questions de la section 19, prière de prendre Non (s19q03) au cas ou le ménage ne possède cet article au lieu de laisser le champs non renseigner.</w:t>
+        <w:t>- Attention ! Machette a été achété à 1000 Fcfa est relativement faible par rapport aux autres prix d'achat observés dans cette zone. Prière de corriger ou de confirmer avec le QG.</w:t>
       </w:r>
     </w:p>
     <w:p>
@@ -7534,7 +7178,7 @@
         <w:rPr>
           <w:sz w:val="20"/>
         </w:rPr>
-        <w:t>- Attention ! Le prix unitaire d'achat (200 Fcfa) de Sucre en poudre  en Sachets (Petit) est relativement élevé par rapport aux autres prix observés dans cette zone. Prière de corriger ou de confirmer avec le QG. Avertissement!! le prix unitaire (100 Fcfa) de Thé en sachet (unité: Sachets) de taille Petit est très faible ou élevé. Prière de corriger ou de confirmer avec le QG. Le prix d'achat unitaire (1 Fcfa) de Carpe séchée en Morceau (Portion) de taille Petit  est invraisemblable, prière de regarder les reponses prises dans les questions s07bq07a s07bq07b s07bq07c s07bq08 pour mieux corriger. Le prix d'achat unitaire (1 Fcfa) de Piment séché en Sachets de taille Petit  est invraisemblable, prière de regarder les reponses prises dans les questions s07bq07a s07bq07b s07bq07c s07bq08 pour mieux corriger.</w:t>
+        <w:t>- Attention ! Le prix unitaire d'achat (183.3333 Fcfa) de Pain moderne (Baguette) en miche (Moyen) est relativement élevé par rapport aux autres prix observés dans cette zone. Prière de corriger ou de confirmer avec le QG. Attention ! Le prix unitaire d'achat (200 Fcfa) de Sucre en poudre  en Sachets (Petit) est relativement élevé par rapport aux autres prix observés dans cette zone. Prière de corriger ou de confirmer avec le QG. Avertissement!! le prix unitaire (100 Fcfa) de Thé en sachet (unité: Sachets) de taille Petit est très faible ou élevé. Prière de corriger ou de confirmer avec le QG. Le prix d'achat unitaire (1 Fcfa) de Carpe séchée en Morceau (Portion) de taille Petit  est invraisemblable, prière de regarder les reponses prises dans les questions s07bq07a s07bq07b s07bq07c s07bq08 pour mieux corriger. Le prix d'achat unitaire (1 Fcfa) de Piment séché en Sachets de taille Petit  est invraisemblable, prière de regarder les reponses prises dans les questions s07bq07a s07bq07b s07bq07c s07bq08 pour mieux corriger. Attention ! Le prix unitaire d'achat (1 Fcfa) de Piment séché en Sachets (Petit) est relativement faible par rapport aux autres prix observés dans cette zone. Prière de corriger ou de confirmer avec le QG.</w:t>
       </w:r>
     </w:p>
     <w:p>
